--- a/Quanta, Actually - SERIES/QED Course/chapters/Lesson 26 Lagrangian Density.docx
+++ b/Quanta, Actually - SERIES/QED Course/chapters/Lesson 26 Lagrangian Density.docx
@@ -17,7 +17,7 @@
         <w:jc w:val="center"/>
       </w:pPr>
       <w:r>
-        <w:t>Lesson 26 of the Complete Quantum Electrodynamics Course</w:t>
+        <w:t>Lesson 26 of Quantum, Actually, Volume 2: A QED Course</w:t>
       </w:r>
     </w:p>
     <w:p>
@@ -309,7 +309,16 @@
           </w:tcPr>
           <w:p>
             <w:r>
-              <w:t>ℒ(φ, ∂_μφ)</w:t>
+              <w:t>ℒ(φ, ∂</w:t>
+            </w:r>
+            <w:r>
+              <w:rPr>
+                <w:vertAlign w:val="subscript"/>
+              </w:rPr>
+              <w:t>μ</w:t>
+            </w:r>
+            <w:r>
+              <w:t>φ)</w:t>
             </w:r>
           </w:p>
         </w:tc>
@@ -457,7 +466,49 @@
           </w:tcPr>
           <w:p>
             <w:r>
-              <w:t>F_μν = ∂_μA_ν − ∂_νA_μ</w:t>
+              <w:t>F</w:t>
+            </w:r>
+            <w:r>
+              <w:rPr>
+                <w:vertAlign w:val="subscript"/>
+              </w:rPr>
+              <w:t>μν</w:t>
+            </w:r>
+            <w:r>
+              <w:t xml:space="preserve"> = ∂</w:t>
+            </w:r>
+            <w:r>
+              <w:rPr>
+                <w:vertAlign w:val="subscript"/>
+              </w:rPr>
+              <w:t>μ</w:t>
+            </w:r>
+            <w:r>
+              <w:t>A</w:t>
+            </w:r>
+            <w:r>
+              <w:rPr>
+                <w:vertAlign w:val="subscript"/>
+              </w:rPr>
+              <w:t>ν</w:t>
+            </w:r>
+            <w:r>
+              <w:t xml:space="preserve"> − ∂</w:t>
+            </w:r>
+            <w:r>
+              <w:rPr>
+                <w:vertAlign w:val="subscript"/>
+              </w:rPr>
+              <w:t>ν</w:t>
+            </w:r>
+            <w:r>
+              <w:t>A</w:t>
+            </w:r>
+            <w:r>
+              <w:rPr>
+                <w:vertAlign w:val="subscript"/>
+              </w:rPr>
+              <w:t>μ</w:t>
             </w:r>
           </w:p>
         </w:tc>
@@ -494,7 +545,13 @@
           </w:tcPr>
           <w:p>
             <w:r>
-              <w:t>j^μ</w:t>
+              <w:t>j</w:t>
+            </w:r>
+            <w:r>
+              <w:rPr>
+                <w:vertAlign w:val="superscript"/>
+              </w:rPr>
+              <w:t>μ</w:t>
             </w:r>
           </w:p>
         </w:tc>
@@ -554,6 +611,76 @@
         </w:tc>
       </w:tr>
     </w:tbl>
+    <w:tbl>
+      <w:tblPr>
+        <w:tblW w:type="auto" w:w="0"/>
+        <w:jc w:val="center"/>
+        <w:tblLayout w:type="fixed"/>
+        <w:tblLook w:firstColumn="1" w:firstRow="1" w:lastColumn="0" w:lastRow="0" w:noHBand="0" w:noVBand="1" w:val="04A0"/>
+        <w:tblBorders>
+          <w:top w:val="single" w:sz="8" w:color="7FA7CF"/>
+          <w:left w:val="single" w:sz="8" w:color="7FA7CF"/>
+          <w:bottom w:val="single" w:sz="8" w:color="7FA7CF"/>
+          <w:right w:val="single" w:sz="8" w:color="7FA7CF"/>
+        </w:tblBorders>
+      </w:tblPr>
+      <w:tblGrid>
+        <w:gridCol w:w="9392"/>
+      </w:tblGrid>
+      <w:tr>
+        <w:tc>
+          <w:tcPr>
+            <w:tcW w:type="dxa" w:w="9392"/>
+            <w:shd w:fill="F3F7FB"/>
+            <w:tcMar>
+              <w:top w:w="140" w:type="dxa"/>
+              <w:start w:w="140" w:type="dxa"/>
+              <w:bottom w:w="140" w:type="dxa"/>
+              <w:end w:w="140" w:type="dxa"/>
+            </w:tcMar>
+          </w:tcPr>
+          <w:p>
+            <w:r>
+              <w:rPr>
+                <w:b/>
+                <w:color w:val="1F4E78"/>
+              </w:rPr>
+              <w:t>First pass: the result before the derivation</w:t>
+            </w:r>
+          </w:p>
+          <w:p>
+            <w:pPr>
+              <w:spacing w:after="60"/>
+            </w:pPr>
+            <w:r>
+              <w:t>A field theory is specified by a Lagrangian density ℒ(φ, ∂</w:t>
+            </w:r>
+            <w:r>
+              <w:rPr>
+                <w:vertAlign w:val="subscript"/>
+              </w:rPr>
+              <w:t>μ</w:t>
+            </w:r>
+            <w:r>
+              <w:t>φ), and the action is S = ∫d⁴x ℒ. Lorentz invariance of ℒ guarantees relativistic field equations.</w:t>
+            </w:r>
+          </w:p>
+          <w:p>
+            <w:pPr>
+              <w:spacing w:after="60"/>
+            </w:pPr>
+            <w:r>
+              <w:t>QED itself will be a single Lagrangian density (Lesson 42).</w:t>
+            </w:r>
+          </w:p>
+        </w:tc>
+      </w:tr>
+    </w:tbl>
+    <w:p>
+      <w:pPr>
+        <w:spacing w:after="80"/>
+      </w:pPr>
+    </w:p>
     <w:p>
       <w:pPr>
         <w:pStyle w:val="Heading2"/>
@@ -984,7 +1111,61 @@
     </w:p>
     <w:p>
       <w:r>
-        <w:t>Two Lagrangian densities that differ by a total derivative, ℒ′ = ℒ + ∂_μK^μ(φ), give the same equations of motion, because the extra term contributes to the action only a surface integral, ∫d⁴x ∂_μK^μ = ∮K^μ dΣ_μ, which does not depend on the field configuration in the interior when the fields vanish on the boundary. This is the field-theoretic version of Lesson 5, Section 2.4, in which two Lagrangians differing by dF/dt were shown to be equivalent. The freedom to add total derivatives is used repeatedly to simplify Lagrangian densities, as in Worked example 2 below.</w:t>
+        <w:t>Two Lagrangian densities that differ by a total derivative, ℒ′ = ℒ + ∂</w:t>
+      </w:r>
+      <w:r>
+        <w:rPr>
+          <w:vertAlign w:val="subscript"/>
+        </w:rPr>
+        <w:t>μ</w:t>
+      </w:r>
+      <w:r>
+        <w:t>K</w:t>
+      </w:r>
+      <w:r>
+        <w:rPr>
+          <w:vertAlign w:val="superscript"/>
+        </w:rPr>
+        <w:t>μ</w:t>
+      </w:r>
+      <w:r>
+        <w:t>(φ), give the same equations of motion, because the extra term contributes to the action only a surface integral, ∫d⁴x ∂</w:t>
+      </w:r>
+      <w:r>
+        <w:rPr>
+          <w:vertAlign w:val="subscript"/>
+        </w:rPr>
+        <w:t>μ</w:t>
+      </w:r>
+      <w:r>
+        <w:t>K</w:t>
+      </w:r>
+      <w:r>
+        <w:rPr>
+          <w:vertAlign w:val="superscript"/>
+        </w:rPr>
+        <w:t>μ</w:t>
+      </w:r>
+      <w:r>
+        <w:t xml:space="preserve"> = ∮K</w:t>
+      </w:r>
+      <w:r>
+        <w:rPr>
+          <w:vertAlign w:val="superscript"/>
+        </w:rPr>
+        <w:t>μ</w:t>
+      </w:r>
+      <w:r>
+        <w:t xml:space="preserve"> dΣ</w:t>
+      </w:r>
+      <w:r>
+        <w:rPr>
+          <w:vertAlign w:val="subscript"/>
+        </w:rPr>
+        <w:t>μ</w:t>
+      </w:r>
+      <w:r>
+        <w:t>, which does not depend on the field configuration in the interior when the fields vanish on the boundary. This is the field-theoretic version of Lesson 5, Section 2.4, in which two Lagrangians differing by dF/dt were shown to be equivalent. The freedom to add total derivatives is used repeatedly to simplify Lagrangian densities, as in Worked example 2 below.</w:t>
       </w:r>
     </w:p>
     <w:p>
@@ -1005,7 +1186,52 @@
     </w:p>
     <w:p>
       <w:r>
-        <w:t>Consider a single real field φ. The Lorentz scalars that can be built from φ and its first derivative ∂_μφ, keeping terms at most quadratic in φ, are the constant, φ itself, φ², and ∂_μφ∂^μφ. The combinations φ∂_μφ and ∂_μφ alone carry a free index and are vectors, not scalars, so they cannot appear. A term linear in φ acts as a constant source and can be removed by shifting φ (Exercise 2). The most general quadratic Lagrangian density that satisfies the requirements of Section 2 is therefore</w:t>
+        <w:t>Consider a single real field φ. The Lorentz scalars that can be built from φ and its first derivative ∂</w:t>
+      </w:r>
+      <w:r>
+        <w:rPr>
+          <w:vertAlign w:val="subscript"/>
+        </w:rPr>
+        <w:t>μ</w:t>
+      </w:r>
+      <w:r>
+        <w:t>φ, keeping terms at most quadratic in φ, are the constant, φ itself, φ², and ∂</w:t>
+      </w:r>
+      <w:r>
+        <w:rPr>
+          <w:vertAlign w:val="subscript"/>
+        </w:rPr>
+        <w:t>μ</w:t>
+      </w:r>
+      <w:r>
+        <w:t>φ∂</w:t>
+      </w:r>
+      <w:r>
+        <w:rPr>
+          <w:vertAlign w:val="superscript"/>
+        </w:rPr>
+        <w:t>μ</w:t>
+      </w:r>
+      <w:r>
+        <w:t>φ. The combinations φ∂</w:t>
+      </w:r>
+      <w:r>
+        <w:rPr>
+          <w:vertAlign w:val="subscript"/>
+        </w:rPr>
+        <w:t>μ</w:t>
+      </w:r>
+      <w:r>
+        <w:t>φ and ∂</w:t>
+      </w:r>
+      <w:r>
+        <w:rPr>
+          <w:vertAlign w:val="subscript"/>
+        </w:rPr>
+        <w:t>μ</w:t>
+      </w:r>
+      <w:r>
+        <w:t>φ alone carry a free index and are vectors, not scalars, so they cannot appear. A term linear in φ acts as a constant source and can be removed by shifting φ (Exercise 2). The most general quadratic Lagrangian density that satisfies the requirements of Section 2 is therefore</w:t>
       </w:r>
     </w:p>
     <w:p>
@@ -1132,7 +1358,25 @@
     </w:p>
     <w:p>
       <w:r>
-        <w:t>Expanding ∂_μφ∂^μφ = φ̇² − (∇φ)² (Lesson 4), the Lagrangian density is ℒ = (1/2)φ̇² − (1/2)(∇φ)² − (1/2)m²φ². The momentum density conjugate to φ is defined as for a particle coordinate in Lesson 6, Section 1.1.</w:t>
+        <w:t>Expanding ∂</w:t>
+      </w:r>
+      <w:r>
+        <w:rPr>
+          <w:vertAlign w:val="subscript"/>
+        </w:rPr>
+        <w:t>μ</w:t>
+      </w:r>
+      <w:r>
+        <w:t>φ∂</w:t>
+      </w:r>
+      <w:r>
+        <w:rPr>
+          <w:vertAlign w:val="superscript"/>
+        </w:rPr>
+        <w:t>μ</w:t>
+      </w:r>
+      <w:r>
+        <w:t>φ = φ̇² − (∇φ)² (Lesson 4), the Lagrangian density is ℒ = (1/2)φ̇² − (1/2)(∇φ)² − (1/2)m²φ². The momentum density conjugate to φ is defined as for a particle coordinate in Lesson 6, Section 1.1.</w:t>
       </w:r>
     </w:p>
     <w:p>
@@ -1301,7 +1545,61 @@
     </w:p>
     <w:p>
       <w:r>
-        <w:t>Show that (1/2)∂_μφ∂^μφ and −(1/2)φ□φ differ by a total derivative. Using the product rule, ∂_μ(φ∂^μφ) = ∂_μφ∂^μφ + φ□φ, so</w:t>
+        <w:t>Show that (1/2)∂</w:t>
+      </w:r>
+      <w:r>
+        <w:rPr>
+          <w:vertAlign w:val="subscript"/>
+        </w:rPr>
+        <w:t>μ</w:t>
+      </w:r>
+      <w:r>
+        <w:t>φ∂</w:t>
+      </w:r>
+      <w:r>
+        <w:rPr>
+          <w:vertAlign w:val="superscript"/>
+        </w:rPr>
+        <w:t>μ</w:t>
+      </w:r>
+      <w:r>
+        <w:t>φ and −(1/2)φ□φ differ by a total derivative. Using the product rule, ∂</w:t>
+      </w:r>
+      <w:r>
+        <w:rPr>
+          <w:vertAlign w:val="subscript"/>
+        </w:rPr>
+        <w:t>μ</w:t>
+      </w:r>
+      <w:r>
+        <w:t>(φ∂</w:t>
+      </w:r>
+      <w:r>
+        <w:rPr>
+          <w:vertAlign w:val="superscript"/>
+        </w:rPr>
+        <w:t>μ</w:t>
+      </w:r>
+      <w:r>
+        <w:t>φ) = ∂</w:t>
+      </w:r>
+      <w:r>
+        <w:rPr>
+          <w:vertAlign w:val="subscript"/>
+        </w:rPr>
+        <w:t>μ</w:t>
+      </w:r>
+      <w:r>
+        <w:t>φ∂</w:t>
+      </w:r>
+      <w:r>
+        <w:rPr>
+          <w:vertAlign w:val="superscript"/>
+        </w:rPr>
+        <w:t>μ</w:t>
+      </w:r>
+      <w:r>
+        <w:t>φ + φ□φ, so</w:t>
       </w:r>
     </w:p>
     <w:p>
@@ -1450,7 +1748,25 @@
     </w:p>
     <w:p>
       <w:r>
-        <w:t>Terms of higher order in φ describe interactions among the quanta. The simplest is a quartic term, giving ℒ = (1/2)∂_μφ∂^μφ − (1/2)m²φ² − (λ/4!)φ⁴. The potential energy density is V(φ) = (1/2)m²φ² + (λ/4!)φ⁴, which is bounded below for λ &gt; 0 and has its minimum at φ = 0 (Exercise 13), so the vacuum is stable. This theory is not part of QED, but it is the standard testing ground for the ideas of renormalization in Part IX, and its structure, a free part quadratic in the field plus a small interaction, is the structure of the QED Lagrangian.</w:t>
+        <w:t>Terms of higher order in φ describe interactions among the quanta. The simplest is a quartic term, giving ℒ = (1/2)∂</w:t>
+      </w:r>
+      <w:r>
+        <w:rPr>
+          <w:vertAlign w:val="subscript"/>
+        </w:rPr>
+        <w:t>μ</w:t>
+      </w:r>
+      <w:r>
+        <w:t>φ∂</w:t>
+      </w:r>
+      <w:r>
+        <w:rPr>
+          <w:vertAlign w:val="superscript"/>
+        </w:rPr>
+        <w:t>μ</w:t>
+      </w:r>
+      <w:r>
+        <w:t>φ − (1/2)m²φ² − (λ/4!)φ⁴. The potential energy density is V(φ) = (1/2)m²φ² + (λ/4!)φ⁴, which is bounded below for λ &gt; 0 and has its minimum at φ = 0 (Exercise 13), so the vacuum is stable. This theory is not part of QED, but it is the standard testing ground for the ideas of renormalization in Part IX, and its structure, a free part quadratic in the field plus a small interaction, is the structure of the QED Lagrangian.</w:t>
       </w:r>
     </w:p>
     <w:p>
@@ -1543,7 +1859,16 @@
     </w:p>
     <w:p>
       <w:r>
-        <w:t>The Lagrangian density is unchanged by the global phase rotation φ → e^(iα)φ for constant α, because both factors in each term acquire opposite phases that cancel. This symmetry is the origin of a conserved current and charge, developed in Lessons 28 through 31, and it is the symmetry that Lesson 39 promotes to a local one. If α depends on position, the derivative term acquires extra pieces (Exercise 6), a change that is the seed of the covariant derivative of Lesson 41.</w:t>
+        <w:t>The Lagrangian density is unchanged by the global phase rotation φ → e</w:t>
+      </w:r>
+      <w:r>
+        <w:rPr>
+          <w:vertAlign w:val="superscript"/>
+        </w:rPr>
+        <w:t>iα</w:t>
+      </w:r>
+      <w:r>
+        <w:t>φ for constant α, because both factors in each term acquire opposite phases that cancel. This symmetry is the origin of a conserved current and charge, developed in Lessons 28 through 31, and it is the symmetry that Lesson 39 promotes to a local one. If α depends on position, the derivative term acquires extra pieces (Exercise 6), a change that is the seed of the covariant derivative of Lesson 41.</w:t>
       </w:r>
     </w:p>
     <w:p>
@@ -1564,7 +1889,43 @@
     </w:p>
     <w:p>
       <w:r>
-        <w:t>The Dirac Lagrangian density is built from the bilinear ψ̄ψ, a Lorentz scalar (Lesson 22, Section 2), and the derivative bilinear ψ̄γ^μ∂_μψ, also a scalar since γ^μ and ∂_μ are contracted.</w:t>
+        <w:t>The Dirac Lagrangian density is built from the bilinear ψ̄ψ, a Lorentz scalar (Lesson 22, Section 2), and the derivative bilinear ψ̄γ</w:t>
+      </w:r>
+      <w:r>
+        <w:rPr>
+          <w:vertAlign w:val="superscript"/>
+        </w:rPr>
+        <w:t>μ</w:t>
+      </w:r>
+      <w:r>
+        <w:t>∂</w:t>
+      </w:r>
+      <w:r>
+        <w:rPr>
+          <w:vertAlign w:val="subscript"/>
+        </w:rPr>
+        <w:t>μ</w:t>
+      </w:r>
+      <w:r>
+        <w:t>ψ, also a scalar since γ</w:t>
+      </w:r>
+      <w:r>
+        <w:rPr>
+          <w:vertAlign w:val="superscript"/>
+        </w:rPr>
+        <w:t>μ</w:t>
+      </w:r>
+      <w:r>
+        <w:t xml:space="preserve"> and ∂</w:t>
+      </w:r>
+      <w:r>
+        <w:rPr>
+          <w:vertAlign w:val="subscript"/>
+        </w:rPr>
+        <w:t>μ</w:t>
+      </w:r>
+      <w:r>
+        <w:t xml:space="preserve"> are contracted.</w:t>
       </w:r>
     </w:p>
     <w:p>
@@ -1645,7 +2006,61 @@
     </w:p>
     <w:p>
       <w:r>
-        <w:t>At first sight ℒ is not real, since iψ̄γ^μ∂_μψ contains the derivative acting only on ψ. Its complex conjugate is −i(∂_μψ̄)γ^μψ (using γ^μ†γ⁰ = γ⁰γ^μ, Lesson 24, Section 1.1), so</w:t>
+        <w:t>At first sight ℒ is not real, since iψ̄γ</w:t>
+      </w:r>
+      <w:r>
+        <w:rPr>
+          <w:vertAlign w:val="superscript"/>
+        </w:rPr>
+        <w:t>μ</w:t>
+      </w:r>
+      <w:r>
+        <w:t>∂</w:t>
+      </w:r>
+      <w:r>
+        <w:rPr>
+          <w:vertAlign w:val="subscript"/>
+        </w:rPr>
+        <w:t>μ</w:t>
+      </w:r>
+      <w:r>
+        <w:t>ψ contains the derivative acting only on ψ. Its complex conjugate is −i(∂</w:t>
+      </w:r>
+      <w:r>
+        <w:rPr>
+          <w:vertAlign w:val="subscript"/>
+        </w:rPr>
+        <w:t>μ</w:t>
+      </w:r>
+      <w:r>
+        <w:t>ψ̄)γ</w:t>
+      </w:r>
+      <w:r>
+        <w:rPr>
+          <w:vertAlign w:val="superscript"/>
+        </w:rPr>
+        <w:t>μ</w:t>
+      </w:r>
+      <w:r>
+        <w:t>ψ (using γ</w:t>
+      </w:r>
+      <w:r>
+        <w:rPr>
+          <w:vertAlign w:val="superscript"/>
+        </w:rPr>
+        <w:t>μ†</w:t>
+      </w:r>
+      <w:r>
+        <w:t>γ⁰ = γ⁰γ</w:t>
+      </w:r>
+      <w:r>
+        <w:rPr>
+          <w:vertAlign w:val="superscript"/>
+        </w:rPr>
+        <w:t>μ</w:t>
+      </w:r>
+      <w:r>
+        <w:t>, Lesson 24, Section 1.1), so</w:t>
       </w:r>
     </w:p>
     <w:p>
@@ -1840,7 +2255,61 @@
     </w:p>
     <w:p>
       <w:r>
-        <w:t>a total derivative. Therefore the imaginary part of the kinetic term is a total derivative, the mass term is real, and ℒ is real up to a total derivative, which is enough by Section 2.2. It can be made manifestly real by writing the kinetic term symmetrically, (i/2)[ψ̄γ^μ∂_μψ − (∂_μψ̄)γ^μψ], without changing the equations of motion. The same combination ψ̄γ^μψ appears as the conserved current of Lesson 24, and the appearance of ∂_μ of it here reflects the same symmetry.</w:t>
+        <w:t>a total derivative. Therefore the imaginary part of the kinetic term is a total derivative, the mass term is real, and ℒ is real up to a total derivative, which is enough by Section 2.2. It can be made manifestly real by writing the kinetic term symmetrically, (i/2)[ψ̄γ</w:t>
+      </w:r>
+      <w:r>
+        <w:rPr>
+          <w:vertAlign w:val="superscript"/>
+        </w:rPr>
+        <w:t>μ</w:t>
+      </w:r>
+      <w:r>
+        <w:t>∂</w:t>
+      </w:r>
+      <w:r>
+        <w:rPr>
+          <w:vertAlign w:val="subscript"/>
+        </w:rPr>
+        <w:t>μ</w:t>
+      </w:r>
+      <w:r>
+        <w:t>ψ − (∂</w:t>
+      </w:r>
+      <w:r>
+        <w:rPr>
+          <w:vertAlign w:val="subscript"/>
+        </w:rPr>
+        <w:t>μ</w:t>
+      </w:r>
+      <w:r>
+        <w:t>ψ̄)γ</w:t>
+      </w:r>
+      <w:r>
+        <w:rPr>
+          <w:vertAlign w:val="superscript"/>
+        </w:rPr>
+        <w:t>μ</w:t>
+      </w:r>
+      <w:r>
+        <w:t>ψ], without changing the equations of motion. The same combination ψ̄γ</w:t>
+      </w:r>
+      <w:r>
+        <w:rPr>
+          <w:vertAlign w:val="superscript"/>
+        </w:rPr>
+        <w:t>μ</w:t>
+      </w:r>
+      <w:r>
+        <w:t>ψ appears as the conserved current of Lesson 24, and the appearance of ∂</w:t>
+      </w:r>
+      <w:r>
+        <w:rPr>
+          <w:vertAlign w:val="subscript"/>
+        </w:rPr>
+        <w:t>μ</w:t>
+      </w:r>
+      <w:r>
+        <w:t xml:space="preserve"> of it here reflects the same symmetry.</w:t>
       </w:r>
     </w:p>
     <w:p>
@@ -1901,7 +2370,25 @@
     </w:p>
     <w:p>
       <w:r>
-        <w:t>There is no term in ℒ involving ψ̇† (the theory is first order in time), so ψ† is not an independent velocity but is itself the conjugate momentum of ψ. This is a constrained system in the sense of Lesson 6, Section 1.1: the Legendre transformation cannot be inverted for the velocity, and it forces the quantization of Lesson 37 to use anticommutators rather than commutators. The Hamiltonian density is ℋ = π_ψψ̇ − ℒ = −iψ̄γⁱ∂ᵢψ + mψ̄ψ = ψ†(−iα·∇ + βm)ψ, using γ⁰γⁱ = αⁱ and γ⁰ = β, which is ψ†Ĥ_Dψ with the Dirac Hamiltonian of Lesson 20, Section 1.1 (Exercise 9).</w:t>
+        <w:t>There is no term in ℒ involving ψ̇† (the theory is first order in time), so ψ† is not an independent velocity but is itself the conjugate momentum of ψ. This is a constrained system in the sense of Lesson 6, Section 1.1: the Legendre transformation cannot be inverted for the velocity, and it forces the quantization of Lesson 37 to use anticommutators rather than commutators. The Hamiltonian density is ℋ = π</w:t>
+      </w:r>
+      <w:r>
+        <w:rPr>
+          <w:vertAlign w:val="subscript"/>
+        </w:rPr>
+        <w:t>ψ</w:t>
+      </w:r>
+      <w:r>
+        <w:t>ψ̇ − ℒ = −iψ̄γⁱ∂ᵢψ + mψ̄ψ = ψ†(−iα·∇ + βm)ψ, using γ⁰γⁱ = αⁱ and γ⁰ = β, which is ψ†Ĥ</w:t>
+      </w:r>
+      <w:r>
+        <w:rPr>
+          <w:vertAlign w:val="subscript"/>
+        </w:rPr>
+        <w:t>D</w:t>
+      </w:r>
+      <w:r>
+        <w:t>ψ with the Dirac Hamiltonian of Lesson 20, Section 1.1 (Exercise 9).</w:t>
       </w:r>
     </w:p>
     <w:p>
@@ -1922,7 +2409,79 @@
     </w:p>
     <w:p>
       <w:r>
-        <w:t>The gauge-invariant field tensor F_μν = ∂_μA_ν − ∂_νA_μ of Lesson 8 is the natural building block. The simplest Lorentz scalar quadratic in F_μν is F_μνF^μν, and the Lagrangian density is</w:t>
+        <w:t>The gauge-invariant field tensor F</w:t>
+      </w:r>
+      <w:r>
+        <w:rPr>
+          <w:vertAlign w:val="subscript"/>
+        </w:rPr>
+        <w:t>μν</w:t>
+      </w:r>
+      <w:r>
+        <w:t xml:space="preserve"> = ∂</w:t>
+      </w:r>
+      <w:r>
+        <w:rPr>
+          <w:vertAlign w:val="subscript"/>
+        </w:rPr>
+        <w:t>μ</w:t>
+      </w:r>
+      <w:r>
+        <w:t>A</w:t>
+      </w:r>
+      <w:r>
+        <w:rPr>
+          <w:vertAlign w:val="subscript"/>
+        </w:rPr>
+        <w:t>ν</w:t>
+      </w:r>
+      <w:r>
+        <w:t xml:space="preserve"> − ∂</w:t>
+      </w:r>
+      <w:r>
+        <w:rPr>
+          <w:vertAlign w:val="subscript"/>
+        </w:rPr>
+        <w:t>ν</w:t>
+      </w:r>
+      <w:r>
+        <w:t>A</w:t>
+      </w:r>
+      <w:r>
+        <w:rPr>
+          <w:vertAlign w:val="subscript"/>
+        </w:rPr>
+        <w:t>μ</w:t>
+      </w:r>
+      <w:r>
+        <w:t xml:space="preserve"> of Lesson 8 is the natural building block. The simplest Lorentz scalar quadratic in F</w:t>
+      </w:r>
+      <w:r>
+        <w:rPr>
+          <w:vertAlign w:val="subscript"/>
+        </w:rPr>
+        <w:t>μν</w:t>
+      </w:r>
+      <w:r>
+        <w:t xml:space="preserve"> is F</w:t>
+      </w:r>
+      <w:r>
+        <w:rPr>
+          <w:vertAlign w:val="subscript"/>
+        </w:rPr>
+        <w:t>μν</w:t>
+      </w:r>
+      <w:r>
+        <w:t>F</w:t>
+      </w:r>
+      <w:r>
+        <w:rPr>
+          <w:vertAlign w:val="superscript"/>
+        </w:rPr>
+        <w:t>μν</w:t>
+      </w:r>
+      <w:r>
+        <w:t>, and the Lagrangian density is</w:t>
       </w:r>
     </w:p>
     <w:p>
@@ -1988,7 +2547,79 @@
     </w:p>
     <w:p>
       <w:r>
-        <w:t>This is gauge invariant automatically, since F_μν is (Lesson 8, Worked example 5). The alternative of a term (1/2)m²A_μA^μ, which would give the photon a mass, is not gauge invariant, because under A_μ → A_μ − ∂_μχ it changes by −m²A^μ∂_μχ + (1/2)m²(∂χ)² (Exercise 12); the masslessness of the photon and gauge invariance are two sides of the same fact.</w:t>
+        <w:t>This is gauge invariant automatically, since F</w:t>
+      </w:r>
+      <w:r>
+        <w:rPr>
+          <w:vertAlign w:val="subscript"/>
+        </w:rPr>
+        <w:t>μν</w:t>
+      </w:r>
+      <w:r>
+        <w:t xml:space="preserve"> is (Lesson 8, Worked example 5). The alternative of a term (1/2)m²A</w:t>
+      </w:r>
+      <w:r>
+        <w:rPr>
+          <w:vertAlign w:val="subscript"/>
+        </w:rPr>
+        <w:t>μ</w:t>
+      </w:r>
+      <w:r>
+        <w:t>A</w:t>
+      </w:r>
+      <w:r>
+        <w:rPr>
+          <w:vertAlign w:val="superscript"/>
+        </w:rPr>
+        <w:t>μ</w:t>
+      </w:r>
+      <w:r>
+        <w:t>, which would give the photon a mass, is not gauge invariant, because under A</w:t>
+      </w:r>
+      <w:r>
+        <w:rPr>
+          <w:vertAlign w:val="subscript"/>
+        </w:rPr>
+        <w:t>μ</w:t>
+      </w:r>
+      <w:r>
+        <w:t xml:space="preserve"> → A</w:t>
+      </w:r>
+      <w:r>
+        <w:rPr>
+          <w:vertAlign w:val="subscript"/>
+        </w:rPr>
+        <w:t>μ</w:t>
+      </w:r>
+      <w:r>
+        <w:t xml:space="preserve"> − ∂</w:t>
+      </w:r>
+      <w:r>
+        <w:rPr>
+          <w:vertAlign w:val="subscript"/>
+        </w:rPr>
+        <w:t>μ</w:t>
+      </w:r>
+      <w:r>
+        <w:t>χ it changes by −m²A</w:t>
+      </w:r>
+      <w:r>
+        <w:rPr>
+          <w:vertAlign w:val="superscript"/>
+        </w:rPr>
+        <w:t>μ</w:t>
+      </w:r>
+      <w:r>
+        <w:t>∂</w:t>
+      </w:r>
+      <w:r>
+        <w:rPr>
+          <w:vertAlign w:val="subscript"/>
+        </w:rPr>
+        <w:t>μ</w:t>
+      </w:r>
+      <w:r>
+        <w:t>χ + (1/2)m²(∂χ)² (Exercise 12); the masslessness of the photon and gauge invariance are two sides of the same fact.</w:t>
       </w:r>
     </w:p>
     <w:p>
@@ -2001,7 +2632,52 @@
     </w:p>
     <w:p>
       <w:r>
-        <w:t>The components of F_μν are F₀ᵢ = Eᵢ up to sign conventions, and Fᵢⱼ = ∓εᵢⱼₖBₖ, whichever sign convention is used (Lesson 8, Section 7.2). Raising the indices with the metric gives F^(0i) = −F₀ᵢ and F^(ij) = Fᵢⱼ. The sum over all index pairs then contains, from the terms F₀ᵢ and Fᵢ₀ together, 2F₀ᵢF^(0i) = −2E², and from the spatial pairs FᵢⱼF^(ij) = 2B².</w:t>
+        <w:t>The components of F</w:t>
+      </w:r>
+      <w:r>
+        <w:rPr>
+          <w:vertAlign w:val="subscript"/>
+        </w:rPr>
+        <w:t>μν</w:t>
+      </w:r>
+      <w:r>
+        <w:t xml:space="preserve"> are F₀ᵢ = Eᵢ up to sign conventions, and Fᵢⱼ = ∓εᵢⱼₖBₖ, whichever sign convention is used (Lesson 8, Section 7.2). Raising the indices with the metric gives F</w:t>
+      </w:r>
+      <w:r>
+        <w:rPr>
+          <w:vertAlign w:val="superscript"/>
+        </w:rPr>
+        <w:t>0i</w:t>
+      </w:r>
+      <w:r>
+        <w:t xml:space="preserve"> = −F₀ᵢ and F</w:t>
+      </w:r>
+      <w:r>
+        <w:rPr>
+          <w:vertAlign w:val="superscript"/>
+        </w:rPr>
+        <w:t>ij</w:t>
+      </w:r>
+      <w:r>
+        <w:t xml:space="preserve"> = Fᵢⱼ. The sum over all index pairs then contains, from the terms F₀ᵢ and Fᵢ₀ together, 2F₀ᵢF</w:t>
+      </w:r>
+      <w:r>
+        <w:rPr>
+          <w:vertAlign w:val="superscript"/>
+        </w:rPr>
+        <w:t>0i</w:t>
+      </w:r>
+      <w:r>
+        <w:t xml:space="preserve"> = −2E², and from the spatial pairs FᵢⱼF</w:t>
+      </w:r>
+      <w:r>
+        <w:rPr>
+          <w:vertAlign w:val="superscript"/>
+        </w:rPr>
+        <w:t>ij</w:t>
+      </w:r>
+      <w:r>
+        <w:t xml:space="preserve"> = 2B².</w:t>
       </w:r>
     </w:p>
     <w:p>
@@ -2190,7 +2866,61 @@
     </w:p>
     <w:p>
       <w:r>
-        <w:t>Check the component count for a field with only an electric field along x. Then F₀₁ = E and F₁₀ = −E with all other components zero, F^(01) = g⁰⁰g¹¹F₀₁ = −E and F^(10) = +E, so F_μνF^μν = F₀₁F^(01) + F₁₀F^(10) = −E² − E² = −2E², which equals 2(B² − E²) for B = 0, confirming the general formula in this case.</w:t>
+        <w:t>Check the component count for a field with only an electric field along x. Then F₀₁ = E and F₁₀ = −E with all other components zero, F</w:t>
+      </w:r>
+      <w:r>
+        <w:rPr>
+          <w:vertAlign w:val="superscript"/>
+        </w:rPr>
+        <w:t>(01)</w:t>
+      </w:r>
+      <w:r>
+        <w:t xml:space="preserve"> = g⁰⁰g¹¹F₀₁ = −E and F</w:t>
+      </w:r>
+      <w:r>
+        <w:rPr>
+          <w:vertAlign w:val="superscript"/>
+        </w:rPr>
+        <w:t>(10)</w:t>
+      </w:r>
+      <w:r>
+        <w:t xml:space="preserve"> = +E, so F</w:t>
+      </w:r>
+      <w:r>
+        <w:rPr>
+          <w:vertAlign w:val="subscript"/>
+        </w:rPr>
+        <w:t>μν</w:t>
+      </w:r>
+      <w:r>
+        <w:t>F</w:t>
+      </w:r>
+      <w:r>
+        <w:rPr>
+          <w:vertAlign w:val="superscript"/>
+        </w:rPr>
+        <w:t>μν</w:t>
+      </w:r>
+      <w:r>
+        <w:t xml:space="preserve"> = F₀₁F</w:t>
+      </w:r>
+      <w:r>
+        <w:rPr>
+          <w:vertAlign w:val="superscript"/>
+        </w:rPr>
+        <w:t>(01)</w:t>
+      </w:r>
+      <w:r>
+        <w:t xml:space="preserve"> + F₁₀F</w:t>
+      </w:r>
+      <w:r>
+        <w:rPr>
+          <w:vertAlign w:val="superscript"/>
+        </w:rPr>
+        <w:t>(10)</w:t>
+      </w:r>
+      <w:r>
+        <w:t xml:space="preserve"> = −E² − E² = −2E², which equals 2(B² − E²) for B = 0, confirming the general formula in this case.</w:t>
       </w:r>
     </w:p>
     <w:p>
@@ -2203,7 +2933,52 @@
     </w:p>
     <w:p>
       <w:r>
-        <w:t>The interaction of the field with a current j^μ is the term −j^μA_μ, the field version of the charged-particle coupling −qA_μdx^μ of Lesson 5, Section 5.3.</w:t>
+        <w:t>The interaction of the field with a current j</w:t>
+      </w:r>
+      <w:r>
+        <w:rPr>
+          <w:vertAlign w:val="superscript"/>
+        </w:rPr>
+        <w:t>μ</w:t>
+      </w:r>
+      <w:r>
+        <w:t xml:space="preserve"> is the term −j</w:t>
+      </w:r>
+      <w:r>
+        <w:rPr>
+          <w:vertAlign w:val="superscript"/>
+        </w:rPr>
+        <w:t>μ</w:t>
+      </w:r>
+      <w:r>
+        <w:t>A</w:t>
+      </w:r>
+      <w:r>
+        <w:rPr>
+          <w:vertAlign w:val="subscript"/>
+        </w:rPr>
+        <w:t>μ</w:t>
+      </w:r>
+      <w:r>
+        <w:t>, the field version of the charged-particle coupling −qA</w:t>
+      </w:r>
+      <w:r>
+        <w:rPr>
+          <w:vertAlign w:val="subscript"/>
+        </w:rPr>
+        <w:t>μ</w:t>
+      </w:r>
+      <w:r>
+        <w:t>dx</w:t>
+      </w:r>
+      <w:r>
+        <w:rPr>
+          <w:vertAlign w:val="superscript"/>
+        </w:rPr>
+        <w:t>μ</w:t>
+      </w:r>
+      <w:r>
+        <w:t xml:space="preserve"> of Lesson 5, Section 5.3.</w:t>
       </w:r>
     </w:p>
     <w:p>
@@ -2355,7 +3130,133 @@
     </w:p>
     <w:p>
       <w:r>
-        <w:t>Its equations of motion, derived in Lesson 27, are the inhomogeneous Maxwell equations ∂_μF^μν = j^ν. The interaction term is gauge invariant precisely when the current is conserved, ∂_μj^μ = 0, since under A_μ → A_μ − ∂_μχ it changes by +j^μ∂_μχ = ∂_μ(j^μχ) − χ∂_μj^μ, and the first term is a total derivative. This is the reason charge conservation and gauge invariance are linked, a link made systematic in Lesson 31.</w:t>
+        <w:t>Its equations of motion, derived in Lesson 27, are the inhomogeneous Maxwell equations ∂</w:t>
+      </w:r>
+      <w:r>
+        <w:rPr>
+          <w:vertAlign w:val="subscript"/>
+        </w:rPr>
+        <w:t>μ</w:t>
+      </w:r>
+      <w:r>
+        <w:t>F</w:t>
+      </w:r>
+      <w:r>
+        <w:rPr>
+          <w:vertAlign w:val="superscript"/>
+        </w:rPr>
+        <w:t>μν</w:t>
+      </w:r>
+      <w:r>
+        <w:t xml:space="preserve"> = j</w:t>
+      </w:r>
+      <w:r>
+        <w:rPr>
+          <w:vertAlign w:val="superscript"/>
+        </w:rPr>
+        <w:t>ν</w:t>
+      </w:r>
+      <w:r>
+        <w:t>. The interaction term is gauge invariant precisely when the current is conserved, ∂</w:t>
+      </w:r>
+      <w:r>
+        <w:rPr>
+          <w:vertAlign w:val="subscript"/>
+        </w:rPr>
+        <w:t>μ</w:t>
+      </w:r>
+      <w:r>
+        <w:t>j</w:t>
+      </w:r>
+      <w:r>
+        <w:rPr>
+          <w:vertAlign w:val="superscript"/>
+        </w:rPr>
+        <w:t>μ</w:t>
+      </w:r>
+      <w:r>
+        <w:t xml:space="preserve"> = 0, since under A</w:t>
+      </w:r>
+      <w:r>
+        <w:rPr>
+          <w:vertAlign w:val="subscript"/>
+        </w:rPr>
+        <w:t>μ</w:t>
+      </w:r>
+      <w:r>
+        <w:t xml:space="preserve"> → A</w:t>
+      </w:r>
+      <w:r>
+        <w:rPr>
+          <w:vertAlign w:val="subscript"/>
+        </w:rPr>
+        <w:t>μ</w:t>
+      </w:r>
+      <w:r>
+        <w:t xml:space="preserve"> − ∂</w:t>
+      </w:r>
+      <w:r>
+        <w:rPr>
+          <w:vertAlign w:val="subscript"/>
+        </w:rPr>
+        <w:t>μ</w:t>
+      </w:r>
+      <w:r>
+        <w:t>χ it changes by +j</w:t>
+      </w:r>
+      <w:r>
+        <w:rPr>
+          <w:vertAlign w:val="superscript"/>
+        </w:rPr>
+        <w:t>μ</w:t>
+      </w:r>
+      <w:r>
+        <w:t>∂</w:t>
+      </w:r>
+      <w:r>
+        <w:rPr>
+          <w:vertAlign w:val="subscript"/>
+        </w:rPr>
+        <w:t>μ</w:t>
+      </w:r>
+      <w:r>
+        <w:t>χ = ∂</w:t>
+      </w:r>
+      <w:r>
+        <w:rPr>
+          <w:vertAlign w:val="subscript"/>
+        </w:rPr>
+        <w:t>μ</w:t>
+      </w:r>
+      <w:r>
+        <w:t>(j</w:t>
+      </w:r>
+      <w:r>
+        <w:rPr>
+          <w:vertAlign w:val="superscript"/>
+        </w:rPr>
+        <w:t>μ</w:t>
+      </w:r>
+      <w:r>
+        <w:t>χ) − χ∂</w:t>
+      </w:r>
+      <w:r>
+        <w:rPr>
+          <w:vertAlign w:val="subscript"/>
+        </w:rPr>
+        <w:t>μ</w:t>
+      </w:r>
+      <w:r>
+        <w:t>j</w:t>
+      </w:r>
+      <w:r>
+        <w:rPr>
+          <w:vertAlign w:val="superscript"/>
+        </w:rPr>
+        <w:t>μ</w:t>
+      </w:r>
+      <w:r>
+        <w:t>, and the first term is a total derivative. This is the reason charge conservation and gauge invariance are linked, a link made systematic in Lesson 31.</w:t>
       </w:r>
     </w:p>
     <w:p>
@@ -2369,7 +3270,52 @@
     </w:p>
     <w:p>
       <w:r>
-        <w:t>Confirm that the coupling reduces to the particle Lagrangian of Lesson 5. For a point charge q at position x_p moving with velocity v, ρ = qδ³(x − x_p) and j = qvδ³(x − x_p), so ∫d³x(−ρφ + j·A) = −qφ(x_p) + qv·A(x_p), which is the interaction part of L = (1/2)mv² − qφ + qv·A from Lesson 5, Section 3.4. The field theory reproduces the particle coupling when the current is that of a point charge.</w:t>
+        <w:t>Confirm that the coupling reduces to the particle Lagrangian of Lesson 5. For a point charge q at position x</w:t>
+      </w:r>
+      <w:r>
+        <w:rPr>
+          <w:vertAlign w:val="subscript"/>
+        </w:rPr>
+        <w:t>p</w:t>
+      </w:r>
+      <w:r>
+        <w:t xml:space="preserve"> moving with velocity v, ρ = qδ³(x − x</w:t>
+      </w:r>
+      <w:r>
+        <w:rPr>
+          <w:vertAlign w:val="subscript"/>
+        </w:rPr>
+        <w:t>p</w:t>
+      </w:r>
+      <w:r>
+        <w:t>) and j = qvδ³(x − x</w:t>
+      </w:r>
+      <w:r>
+        <w:rPr>
+          <w:vertAlign w:val="subscript"/>
+        </w:rPr>
+        <w:t>p</w:t>
+      </w:r>
+      <w:r>
+        <w:t>), so ∫d³x(−ρφ + j·A) = −qφ(x</w:t>
+      </w:r>
+      <w:r>
+        <w:rPr>
+          <w:vertAlign w:val="subscript"/>
+        </w:rPr>
+        <w:t>p</w:t>
+      </w:r>
+      <w:r>
+        <w:t>) + qv·A(x</w:t>
+      </w:r>
+      <w:r>
+        <w:rPr>
+          <w:vertAlign w:val="subscript"/>
+        </w:rPr>
+        <w:t>p</w:t>
+      </w:r>
+      <w:r>
+        <w:t>), which is the interaction part of L = (1/2)mv² − qφ + qv·A from Lesson 5, Section 3.4. The field theory reproduces the particle coupling when the current is that of a point charge.</w:t>
       </w:r>
     </w:p>
     <w:p>
@@ -2598,7 +3544,13 @@
           </w:tcPr>
           <w:p>
             <w:r>
-              <w:t>Vector potential A^μ</w:t>
+              <w:t>Vector potential A</w:t>
+            </w:r>
+            <w:r>
+              <w:rPr>
+                <w:vertAlign w:val="superscript"/>
+              </w:rPr>
+              <w:t>μ</w:t>
             </w:r>
           </w:p>
         </w:tc>
@@ -2632,7 +3584,25 @@
           </w:tcPr>
           <w:p>
             <w:r>
-              <w:t>F_μνF^μν has dimension 2(1 + [A]) = 4</w:t>
+              <w:t>F</w:t>
+            </w:r>
+            <w:r>
+              <w:rPr>
+                <w:vertAlign w:val="subscript"/>
+              </w:rPr>
+              <w:t>μν</w:t>
+            </w:r>
+            <w:r>
+              <w:t>F</w:t>
+            </w:r>
+            <w:r>
+              <w:rPr>
+                <w:vertAlign w:val="superscript"/>
+              </w:rPr>
+              <w:t>μν</w:t>
+            </w:r>
+            <w:r>
+              <w:t xml:space="preserve"> has dimension 2(1 + [A]) = 4</w:t>
             </w:r>
           </w:p>
         </w:tc>
@@ -2648,7 +3618,25 @@
     </w:p>
     <w:p>
       <w:r>
-        <w:t>The coupling constant of an interaction term has whatever dimension is needed to bring the term to dimension 4. The QED coupling +eψ̄γ^μψA_μ has fields of total dimension 3/2 + 3/2 + 1 = 4, so e is dimensionless, consistent with α = e²/4π being a pure number (Lesson 3, Section 6.3). A quartic scalar coupling (λ/4!)φ⁴ has fields of total dimension 4, so λ is dimensionless. A cubic coupling gφ³ has field dimension 3, so g has dimension 1, a mass. A term φ⁶ would require a coupling of dimension −2, an inverse mass squared. Couplings of negative dimension lead to theories that cannot be renormalized by the methods of Part IX; a coupling of dimension zero, as in QED, is the borderline case that is satisfactory.</w:t>
+        <w:t>The coupling constant of an interaction term has whatever dimension is needed to bring the term to dimension 4. The QED coupling +eψ̄γ</w:t>
+      </w:r>
+      <w:r>
+        <w:rPr>
+          <w:vertAlign w:val="superscript"/>
+        </w:rPr>
+        <w:t>μ</w:t>
+      </w:r>
+      <w:r>
+        <w:t>ψA</w:t>
+      </w:r>
+      <w:r>
+        <w:rPr>
+          <w:vertAlign w:val="subscript"/>
+        </w:rPr>
+        <w:t>μ</w:t>
+      </w:r>
+      <w:r>
+        <w:t xml:space="preserve"> has fields of total dimension 3/2 + 3/2 + 1 = 4, so e is dimensionless, consistent with α = e²/4π being a pure number (Lesson 3, Section 6.3). A quartic scalar coupling (λ/4!)φ⁴ has fields of total dimension 4, so λ is dimensionless. A cubic coupling gφ³ has field dimension 3, so g has dimension 1, a mass. A term φ⁶ would require a coupling of dimension −2, an inverse mass squared. Couplings of negative dimension lead to theories that cannot be renormalized by the methods of Part IX; a coupling of dimension zero, as in QED, is the borderline case that is satisfactory.</w:t>
       </w:r>
     </w:p>
     <w:p>
@@ -2820,7 +3808,25 @@
           </w:tcPr>
           <w:p>
             <w:r>
-              <w:t>ℒ = (1/2)∂_μφ∂^μφ − (1/2)m²φ²</w:t>
+              <w:t>ℒ = (1/2)∂</w:t>
+            </w:r>
+            <w:r>
+              <w:rPr>
+                <w:vertAlign w:val="subscript"/>
+              </w:rPr>
+              <w:t>μ</w:t>
+            </w:r>
+            <w:r>
+              <w:t>φ∂</w:t>
+            </w:r>
+            <w:r>
+              <w:rPr>
+                <w:vertAlign w:val="superscript"/>
+              </w:rPr>
+              <w:t>μ</w:t>
+            </w:r>
+            <w:r>
+              <w:t>φ − (1/2)m²φ²</w:t>
             </w:r>
           </w:p>
         </w:tc>
@@ -2857,7 +3863,25 @@
           </w:tcPr>
           <w:p>
             <w:r>
-              <w:t>ℒ = ∂_μφ*∂^μφ − m²φ*φ with U(1) symmetry</w:t>
+              <w:t>ℒ = ∂</w:t>
+            </w:r>
+            <w:r>
+              <w:rPr>
+                <w:vertAlign w:val="subscript"/>
+              </w:rPr>
+              <w:t>μ</w:t>
+            </w:r>
+            <w:r>
+              <w:t>φ*∂</w:t>
+            </w:r>
+            <w:r>
+              <w:rPr>
+                <w:vertAlign w:val="superscript"/>
+              </w:rPr>
+              <w:t>μ</w:t>
+            </w:r>
+            <w:r>
+              <w:t>φ − m²φ*φ with U(1) symmetry</w:t>
             </w:r>
           </w:p>
         </w:tc>
@@ -2894,7 +3918,25 @@
           </w:tcPr>
           <w:p>
             <w:r>
-              <w:t>ℒ = ψ̄(iγ^μ∂_μ − m)ψ</w:t>
+              <w:t>ℒ = ψ̄(iγ</w:t>
+            </w:r>
+            <w:r>
+              <w:rPr>
+                <w:vertAlign w:val="superscript"/>
+              </w:rPr>
+              <w:t>μ</w:t>
+            </w:r>
+            <w:r>
+              <w:t>∂</w:t>
+            </w:r>
+            <w:r>
+              <w:rPr>
+                <w:vertAlign w:val="subscript"/>
+              </w:rPr>
+              <w:t>μ</w:t>
+            </w:r>
+            <w:r>
+              <w:t xml:space="preserve"> − m)ψ</w:t>
             </w:r>
           </w:p>
         </w:tc>
@@ -2931,7 +3973,16 @@
           </w:tcPr>
           <w:p>
             <w:r>
-              <w:t>Dirac field has π_ψ = iψ†</w:t>
+              <w:t>Dirac field has π</w:t>
+            </w:r>
+            <w:r>
+              <w:rPr>
+                <w:vertAlign w:val="subscript"/>
+              </w:rPr>
+              <w:t>ψ</w:t>
+            </w:r>
+            <w:r>
+              <w:t xml:space="preserve"> = iψ†</w:t>
             </w:r>
           </w:p>
         </w:tc>
@@ -2968,7 +4019,25 @@
           </w:tcPr>
           <w:p>
             <w:r>
-              <w:t>ℒ = −(1/4)F_μνF^μν = (1/2)(E² − B²)</w:t>
+              <w:t>ℒ = −(1/4)F</w:t>
+            </w:r>
+            <w:r>
+              <w:rPr>
+                <w:vertAlign w:val="subscript"/>
+              </w:rPr>
+              <w:t>μν</w:t>
+            </w:r>
+            <w:r>
+              <w:t>F</w:t>
+            </w:r>
+            <w:r>
+              <w:rPr>
+                <w:vertAlign w:val="superscript"/>
+              </w:rPr>
+              <w:t>μν</w:t>
+            </w:r>
+            <w:r>
+              <w:t xml:space="preserve"> = (1/2)(E² − B²)</w:t>
             </w:r>
           </w:p>
         </w:tc>
@@ -3005,7 +4074,31 @@
           </w:tcPr>
           <w:p>
             <w:r>
-              <w:t>−j^μA_μ with conserved j^μ</w:t>
+              <w:t>−j</w:t>
+            </w:r>
+            <w:r>
+              <w:rPr>
+                <w:vertAlign w:val="superscript"/>
+              </w:rPr>
+              <w:t>μ</w:t>
+            </w:r>
+            <w:r>
+              <w:t>A</w:t>
+            </w:r>
+            <w:r>
+              <w:rPr>
+                <w:vertAlign w:val="subscript"/>
+              </w:rPr>
+              <w:t>μ</w:t>
+            </w:r>
+            <w:r>
+              <w:t xml:space="preserve"> with conserved j</w:t>
+            </w:r>
+            <w:r>
+              <w:rPr>
+                <w:vertAlign w:val="superscript"/>
+              </w:rPr>
+              <w:t>μ</w:t>
             </w:r>
           </w:p>
         </w:tc>
@@ -3023,7 +4116,25 @@
           </w:tcPr>
           <w:p>
             <w:r>
-              <w:t>Becomes +eψ̄γ^μψA_μ for the electron, the electron photon interaction (Lesson 40)</w:t>
+              <w:t>Becomes +eψ̄γ</w:t>
+            </w:r>
+            <w:r>
+              <w:rPr>
+                <w:vertAlign w:val="superscript"/>
+              </w:rPr>
+              <w:t>μ</w:t>
+            </w:r>
+            <w:r>
+              <w:t>ψA</w:t>
+            </w:r>
+            <w:r>
+              <w:rPr>
+                <w:vertAlign w:val="subscript"/>
+              </w:rPr>
+              <w:t>μ</w:t>
+            </w:r>
+            <w:r>
+              <w:t xml:space="preserve"> for the electron, the electron photon interaction (Lesson 40)</w:t>
             </w:r>
           </w:p>
         </w:tc>
@@ -3067,7 +4178,79 @@
     </w:tbl>
     <w:p>
       <w:r>
-        <w:t>The three Lagrangian densities of Sections 4 through 6 are the building blocks of the QED Lagrangian. The Dirac and electromagnetic terms, ψ̄(iγ^μ∂_μ − m)ψ and −(1/4)F_μνF^μν, are exactly two of the three terms of the full QED Lagrangian, and the third, the coupling −eψ̄γ^μψA_μ, is the term of Section 6.3 with j^μ = ψ̄γ^μψ. What remains is to see why the coupling has to appear at all, which is the argument of Lessons 39 through 40.</w:t>
+        <w:t>The three Lagrangian densities of Sections 4 through 6 are the building blocks of the QED Lagrangian. The Dirac and electromagnetic terms, ψ̄(iγ</w:t>
+      </w:r>
+      <w:r>
+        <w:rPr>
+          <w:vertAlign w:val="superscript"/>
+        </w:rPr>
+        <w:t>μ</w:t>
+      </w:r>
+      <w:r>
+        <w:t>∂</w:t>
+      </w:r>
+      <w:r>
+        <w:rPr>
+          <w:vertAlign w:val="subscript"/>
+        </w:rPr>
+        <w:t>μ</w:t>
+      </w:r>
+      <w:r>
+        <w:t xml:space="preserve"> − m)ψ and −(1/4)F</w:t>
+      </w:r>
+      <w:r>
+        <w:rPr>
+          <w:vertAlign w:val="subscript"/>
+        </w:rPr>
+        <w:t>μν</w:t>
+      </w:r>
+      <w:r>
+        <w:t>F</w:t>
+      </w:r>
+      <w:r>
+        <w:rPr>
+          <w:vertAlign w:val="superscript"/>
+        </w:rPr>
+        <w:t>μν</w:t>
+      </w:r>
+      <w:r>
+        <w:t>, are exactly two of the three terms of the full QED Lagrangian, and the third, the coupling −eψ̄γ</w:t>
+      </w:r>
+      <w:r>
+        <w:rPr>
+          <w:vertAlign w:val="superscript"/>
+        </w:rPr>
+        <w:t>μ</w:t>
+      </w:r>
+      <w:r>
+        <w:t>ψA</w:t>
+      </w:r>
+      <w:r>
+        <w:rPr>
+          <w:vertAlign w:val="subscript"/>
+        </w:rPr>
+        <w:t>μ</w:t>
+      </w:r>
+      <w:r>
+        <w:t>, is the term of Section 6.3 with j</w:t>
+      </w:r>
+      <w:r>
+        <w:rPr>
+          <w:vertAlign w:val="superscript"/>
+        </w:rPr>
+        <w:t>μ</w:t>
+      </w:r>
+      <w:r>
+        <w:t xml:space="preserve"> = ψ̄γ</w:t>
+      </w:r>
+      <w:r>
+        <w:rPr>
+          <w:vertAlign w:val="superscript"/>
+        </w:rPr>
+        <w:t>μ</w:t>
+      </w:r>
+      <w:r>
+        <w:t>ψ. What remains is to see why the coupling has to appear at all, which is the argument of Lessons 39 through 40.</w:t>
       </w:r>
     </w:p>
     <w:p>
@@ -3123,7 +4306,25 @@
         </w:numPr>
       </w:pPr>
       <w:r>
-        <w:t>The simplest real scalar Lagrangian density is (1/2)∂_μφ∂^μφ − (1/2)m²φ², with π = φ̇ and a non-negative Hamiltonian density.</w:t>
+        <w:t>The simplest real scalar Lagrangian density is (1/2)∂</w:t>
+      </w:r>
+      <w:r>
+        <w:rPr>
+          <w:vertAlign w:val="subscript"/>
+        </w:rPr>
+        <w:t>μ</w:t>
+      </w:r>
+      <w:r>
+        <w:t>φ∂</w:t>
+      </w:r>
+      <w:r>
+        <w:rPr>
+          <w:vertAlign w:val="superscript"/>
+        </w:rPr>
+        <w:t>μ</w:t>
+      </w:r>
+      <w:r>
+        <w:t>φ − (1/2)m²φ², with π = φ̇ and a non-negative Hamiltonian density.</w:t>
       </w:r>
     </w:p>
     <w:p>
@@ -3135,7 +4336,34 @@
         </w:numPr>
       </w:pPr>
       <w:r>
-        <w:t>The complex scalar Lagrangian density ∂_μφ*∂^μφ − m²φ*φ is invariant under the global phase rotation φ → e^(iα)φ.</w:t>
+        <w:t>The complex scalar Lagrangian density ∂</w:t>
+      </w:r>
+      <w:r>
+        <w:rPr>
+          <w:vertAlign w:val="subscript"/>
+        </w:rPr>
+        <w:t>μ</w:t>
+      </w:r>
+      <w:r>
+        <w:t>φ*∂</w:t>
+      </w:r>
+      <w:r>
+        <w:rPr>
+          <w:vertAlign w:val="superscript"/>
+        </w:rPr>
+        <w:t>μ</w:t>
+      </w:r>
+      <w:r>
+        <w:t>φ − m²φ*φ is invariant under the global phase rotation φ → e</w:t>
+      </w:r>
+      <w:r>
+        <w:rPr>
+          <w:vertAlign w:val="superscript"/>
+        </w:rPr>
+        <w:t>iα</w:t>
+      </w:r>
+      <w:r>
+        <w:t>φ.</w:t>
       </w:r>
     </w:p>
     <w:p>
@@ -3147,7 +4375,25 @@
         </w:numPr>
       </w:pPr>
       <w:r>
-        <w:t>The Dirac Lagrangian density ψ̄(iγ^μ∂_μ − m)ψ is real up to a total derivative; its conjugate momentum is iψ†, which forces anticommutation.</w:t>
+        <w:t>The Dirac Lagrangian density ψ̄(iγ</w:t>
+      </w:r>
+      <w:r>
+        <w:rPr>
+          <w:vertAlign w:val="superscript"/>
+        </w:rPr>
+        <w:t>μ</w:t>
+      </w:r>
+      <w:r>
+        <w:t>∂</w:t>
+      </w:r>
+      <w:r>
+        <w:rPr>
+          <w:vertAlign w:val="subscript"/>
+        </w:rPr>
+        <w:t>μ</w:t>
+      </w:r>
+      <w:r>
+        <w:t xml:space="preserve"> − m)ψ is real up to a total derivative; its conjugate momentum is iψ†, which forces anticommutation.</w:t>
       </w:r>
     </w:p>
     <w:p>
@@ -3159,7 +4405,43 @@
         </w:numPr>
       </w:pPr>
       <w:r>
-        <w:t>The electromagnetic Lagrangian density −(1/4)F_μνF^μν = (1/2)(E² − B²) is gauge invariant, and the coupling −j^μA_μ is gauge invariant when the current is conserved.</w:t>
+        <w:t>The electromagnetic Lagrangian density −(1/4)F</w:t>
+      </w:r>
+      <w:r>
+        <w:rPr>
+          <w:vertAlign w:val="subscript"/>
+        </w:rPr>
+        <w:t>μν</w:t>
+      </w:r>
+      <w:r>
+        <w:t>F</w:t>
+      </w:r>
+      <w:r>
+        <w:rPr>
+          <w:vertAlign w:val="superscript"/>
+        </w:rPr>
+        <w:t>μν</w:t>
+      </w:r>
+      <w:r>
+        <w:t xml:space="preserve"> = (1/2)(E² − B²) is gauge invariant, and the coupling −j</w:t>
+      </w:r>
+      <w:r>
+        <w:rPr>
+          <w:vertAlign w:val="superscript"/>
+        </w:rPr>
+        <w:t>μ</w:t>
+      </w:r>
+      <w:r>
+        <w:t>A</w:t>
+      </w:r>
+      <w:r>
+        <w:rPr>
+          <w:vertAlign w:val="subscript"/>
+        </w:rPr>
+        <w:t>μ</w:t>
+      </w:r>
+      <w:r>
+        <w:t xml:space="preserve"> is gauge invariant when the current is conserved.</w:t>
       </w:r>
     </w:p>
     <w:p>
@@ -3272,7 +4554,13 @@
           </w:tcPr>
           <w:p>
             <w:r>
-              <w:t>Show that d⁴x is invariant under a general proper Lorentz transformation using the determinant of the defining condition ΛᵀgΛ = g, and conclude that S is invariant if ℒ is a scalar.</w:t>
+              <w:rPr>
+                <w:b/>
+              </w:rPr>
+              <w:t>Core.</w:t>
+            </w:r>
+            <w:r>
+              <w:t xml:space="preserve"> Show that d⁴x is invariant under a general proper Lorentz transformation using the determinant of the defining condition ΛᵀgΛ = g, and conclude that S is invariant if ℒ is a scalar.</w:t>
             </w:r>
           </w:p>
         </w:tc>
@@ -3310,7 +4598,58 @@
           </w:tcPr>
           <w:p>
             <w:r>
-              <w:t>List all Lorentz scalars built from φ and ∂_μφ that are at most quadratic in φ, explain why φ∂_μφ and ∂_μφ cannot appear, and show that a linear term Jφ with constant J can be removed from ℒ = (1/2)∂_μφ∂^μφ − (1/2)m²φ² + Jφ by shifting φ.</w:t>
+              <w:rPr>
+                <w:b/>
+              </w:rPr>
+              <w:t>Extension.</w:t>
+            </w:r>
+            <w:r>
+              <w:t xml:space="preserve"> List all Lorentz scalars built from φ and ∂</w:t>
+            </w:r>
+            <w:r>
+              <w:rPr>
+                <w:vertAlign w:val="subscript"/>
+              </w:rPr>
+              <w:t>μ</w:t>
+            </w:r>
+            <w:r>
+              <w:t>φ that are at most quadratic in φ, explain why φ∂</w:t>
+            </w:r>
+            <w:r>
+              <w:rPr>
+                <w:vertAlign w:val="subscript"/>
+              </w:rPr>
+              <w:t>μ</w:t>
+            </w:r>
+            <w:r>
+              <w:t>φ and ∂</w:t>
+            </w:r>
+            <w:r>
+              <w:rPr>
+                <w:vertAlign w:val="subscript"/>
+              </w:rPr>
+              <w:t>μ</w:t>
+            </w:r>
+            <w:r>
+              <w:t>φ cannot appear, and show that a linear term Jφ with constant J can be removed from ℒ = (1/2)∂</w:t>
+            </w:r>
+            <w:r>
+              <w:rPr>
+                <w:vertAlign w:val="subscript"/>
+              </w:rPr>
+              <w:t>μ</w:t>
+            </w:r>
+            <w:r>
+              <w:t>φ∂</w:t>
+            </w:r>
+            <w:r>
+              <w:rPr>
+                <w:vertAlign w:val="superscript"/>
+              </w:rPr>
+              <w:t>μ</w:t>
+            </w:r>
+            <w:r>
+              <w:t>φ − (1/2)m²φ² + Jφ by shifting φ.</w:t>
             </w:r>
           </w:p>
         </w:tc>
@@ -3346,7 +4685,13 @@
           </w:tcPr>
           <w:p>
             <w:r>
-              <w:t>Compute π and ℋ for the real scalar field and verify ℋ = (1/2)π² + (1/2)(∇φ)² + (1/2)m²φ².</w:t>
+              <w:rPr>
+                <w:b/>
+              </w:rPr>
+              <w:t>Core.</w:t>
+            </w:r>
+            <w:r>
+              <w:t xml:space="preserve"> Compute π and ℋ for the real scalar field and verify ℋ = (1/2)π² + (1/2)(∇φ)² + (1/2)m²φ².</w:t>
             </w:r>
           </w:p>
         </w:tc>
@@ -3384,7 +4729,49 @@
           </w:tcPr>
           <w:p>
             <w:r>
-              <w:t>Show that (1/2)∂_μφ∂^μφ and −(1/2)φ□φ differ by the total derivative (1/2)∂_μ(φ∂^μφ).</w:t>
+              <w:rPr>
+                <w:b/>
+              </w:rPr>
+              <w:t>Core.</w:t>
+            </w:r>
+            <w:r>
+              <w:t xml:space="preserve"> Show that (1/2)∂</w:t>
+            </w:r>
+            <w:r>
+              <w:rPr>
+                <w:vertAlign w:val="subscript"/>
+              </w:rPr>
+              <w:t>μ</w:t>
+            </w:r>
+            <w:r>
+              <w:t>φ∂</w:t>
+            </w:r>
+            <w:r>
+              <w:rPr>
+                <w:vertAlign w:val="superscript"/>
+              </w:rPr>
+              <w:t>μ</w:t>
+            </w:r>
+            <w:r>
+              <w:t>φ and −(1/2)φ□φ differ by the total derivative (1/2)∂</w:t>
+            </w:r>
+            <w:r>
+              <w:rPr>
+                <w:vertAlign w:val="subscript"/>
+              </w:rPr>
+              <w:t>μ</w:t>
+            </w:r>
+            <w:r>
+              <w:t>(φ∂</w:t>
+            </w:r>
+            <w:r>
+              <w:rPr>
+                <w:vertAlign w:val="superscript"/>
+              </w:rPr>
+              <w:t>μ</w:t>
+            </w:r>
+            <w:r>
+              <w:t>φ).</w:t>
             </w:r>
           </w:p>
         </w:tc>
@@ -3420,7 +4807,13 @@
           </w:tcPr>
           <w:p>
             <w:r>
-              <w:t>Determine the dimension of each coupling in the terms gφ³, λφ⁴, and cφ⁶ in four spacetime dimensions, and identify which is dimensionless.</w:t>
+              <w:rPr>
+                <w:b/>
+              </w:rPr>
+              <w:t>Core.</w:t>
+            </w:r>
+            <w:r>
+              <w:t xml:space="preserve"> Determine the dimension of each coupling in the terms gφ³, λφ⁴, and cφ⁶ in four spacetime dimensions, and identify which is dimensionless.</w:t>
             </w:r>
           </w:p>
         </w:tc>
@@ -3458,7 +4851,67 @@
           </w:tcPr>
           <w:p>
             <w:r>
-              <w:t>Show that under φ → e^(iα(x))φ, the derivative term becomes ∂_μφ*∂^μφ + i∂^μα(φ∂_μφ* − φ*∂_μφ) + (∂α)²φ*φ, and explain why the extra terms vanish for constant α.</w:t>
+              <w:rPr>
+                <w:b/>
+              </w:rPr>
+              <w:t>Extension.</w:t>
+            </w:r>
+            <w:r>
+              <w:t xml:space="preserve"> Show that under φ → e</w:t>
+            </w:r>
+            <w:r>
+              <w:rPr>
+                <w:vertAlign w:val="superscript"/>
+              </w:rPr>
+              <w:t>iα(x)</w:t>
+            </w:r>
+            <w:r>
+              <w:t>φ, the derivative term becomes ∂</w:t>
+            </w:r>
+            <w:r>
+              <w:rPr>
+                <w:vertAlign w:val="subscript"/>
+              </w:rPr>
+              <w:t>μ</w:t>
+            </w:r>
+            <w:r>
+              <w:t>φ*∂</w:t>
+            </w:r>
+            <w:r>
+              <w:rPr>
+                <w:vertAlign w:val="superscript"/>
+              </w:rPr>
+              <w:t>μ</w:t>
+            </w:r>
+            <w:r>
+              <w:t>φ + i∂</w:t>
+            </w:r>
+            <w:r>
+              <w:rPr>
+                <w:vertAlign w:val="superscript"/>
+              </w:rPr>
+              <w:t>μα</w:t>
+            </w:r>
+            <w:r>
+              <w:t>(φ∂</w:t>
+            </w:r>
+            <w:r>
+              <w:rPr>
+                <w:vertAlign w:val="subscript"/>
+              </w:rPr>
+              <w:t>μ</w:t>
+            </w:r>
+            <w:r>
+              <w:t>φ* − φ*∂</w:t>
+            </w:r>
+            <w:r>
+              <w:rPr>
+                <w:vertAlign w:val="subscript"/>
+              </w:rPr>
+              <w:t>μ</w:t>
+            </w:r>
+            <w:r>
+              <w:t>φ) + (∂α)²φ*φ, and explain why the extra terms vanish for constant α.</w:t>
             </w:r>
           </w:p>
         </w:tc>
@@ -3494,7 +4947,13 @@
           </w:tcPr>
           <w:p>
             <w:r>
-              <w:t>Show that the Dirac Lagrangian density is real up to a total derivative, following Section 5.2.</w:t>
+              <w:rPr>
+                <w:b/>
+              </w:rPr>
+              <w:t>Extension.</w:t>
+            </w:r>
+            <w:r>
+              <w:t xml:space="preserve"> Show that the Dirac Lagrangian density is real up to a total derivative, following Section 5.2.</w:t>
             </w:r>
           </w:p>
         </w:tc>
@@ -3532,7 +4991,40 @@
           </w:tcPr>
           <w:p>
             <w:r>
-              <w:t>For ℒ = ψ̄(iγ^μ∂_μ − m)ψ, compute ∂ℒ/∂ψ̄ and ∂ℒ/∂(∂_μψ̄), and state the equation obtained by setting the Euler–Lagrange combination to zero.</w:t>
+              <w:rPr>
+                <w:b/>
+              </w:rPr>
+              <w:t>Core.</w:t>
+            </w:r>
+            <w:r>
+              <w:t xml:space="preserve"> For ℒ = ψ̄(iγ</w:t>
+            </w:r>
+            <w:r>
+              <w:rPr>
+                <w:vertAlign w:val="superscript"/>
+              </w:rPr>
+              <w:t>μ</w:t>
+            </w:r>
+            <w:r>
+              <w:t>∂</w:t>
+            </w:r>
+            <w:r>
+              <w:rPr>
+                <w:vertAlign w:val="subscript"/>
+              </w:rPr>
+              <w:t>μ</w:t>
+            </w:r>
+            <w:r>
+              <w:t xml:space="preserve"> − m)ψ, compute ∂ℒ/∂ψ̄ and ∂ℒ/∂(∂</w:t>
+            </w:r>
+            <w:r>
+              <w:rPr>
+                <w:vertAlign w:val="subscript"/>
+              </w:rPr>
+              <w:t>μ</w:t>
+            </w:r>
+            <w:r>
+              <w:t>ψ̄), and state the equation obtained by setting the Euler–Lagrange combination to zero.</w:t>
             </w:r>
           </w:p>
         </w:tc>
@@ -3568,7 +5060,22 @@
           </w:tcPr>
           <w:p>
             <w:r>
-              <w:t>Compute the momentum π_ψ = ∂ℒ/∂ψ̇ for the Dirac field and show that ℋ = ψ†(−iα·∇ + βm)ψ.</w:t>
+              <w:rPr>
+                <w:b/>
+              </w:rPr>
+              <w:t>Core.</w:t>
+            </w:r>
+            <w:r>
+              <w:t xml:space="preserve"> Compute the momentum π</w:t>
+            </w:r>
+            <w:r>
+              <w:rPr>
+                <w:vertAlign w:val="subscript"/>
+              </w:rPr>
+              <w:t>ψ</w:t>
+            </w:r>
+            <w:r>
+              <w:t xml:space="preserve"> = ∂ℒ/∂ψ̇ for the Dirac field and show that ℋ = ψ†(−iα·∇ + βm)ψ.</w:t>
             </w:r>
           </w:p>
         </w:tc>
@@ -3606,7 +5113,31 @@
           </w:tcPr>
           <w:p>
             <w:r>
-              <w:t>Verify F_μνF^μν = 2(B² − E²) for a field with only a magnetic field along z, where F₁₂ = −B and F₂₁ = B.</w:t>
+              <w:rPr>
+                <w:b/>
+              </w:rPr>
+              <w:t>Core.</w:t>
+            </w:r>
+            <w:r>
+              <w:t xml:space="preserve"> Verify F</w:t>
+            </w:r>
+            <w:r>
+              <w:rPr>
+                <w:vertAlign w:val="subscript"/>
+              </w:rPr>
+              <w:t>μν</w:t>
+            </w:r>
+            <w:r>
+              <w:t>F</w:t>
+            </w:r>
+            <w:r>
+              <w:rPr>
+                <w:vertAlign w:val="superscript"/>
+              </w:rPr>
+              <w:t>μν</w:t>
+            </w:r>
+            <w:r>
+              <w:t xml:space="preserve"> = 2(B² − E²) for a field with only a magnetic field along z, where F₁₂ = −B and F₂₁ = B.</w:t>
             </w:r>
           </w:p>
         </w:tc>
@@ -3642,7 +5173,31 @@
           </w:tcPr>
           <w:p>
             <w:r>
-              <w:t>Show that the coupling −j^μA_μ equals −ρφ + j·A and reduces to −qφ + qv·A for a point charge.</w:t>
+              <w:rPr>
+                <w:b/>
+              </w:rPr>
+              <w:t>Core.</w:t>
+            </w:r>
+            <w:r>
+              <w:t xml:space="preserve"> Show that the coupling −j</w:t>
+            </w:r>
+            <w:r>
+              <w:rPr>
+                <w:vertAlign w:val="superscript"/>
+              </w:rPr>
+              <w:t>μ</w:t>
+            </w:r>
+            <w:r>
+              <w:t>A</w:t>
+            </w:r>
+            <w:r>
+              <w:rPr>
+                <w:vertAlign w:val="subscript"/>
+              </w:rPr>
+              <w:t>μ</w:t>
+            </w:r>
+            <w:r>
+              <w:t xml:space="preserve"> equals −ρφ + j·A and reduces to −qφ + qv·A for a point charge.</w:t>
             </w:r>
           </w:p>
         </w:tc>
@@ -3680,7 +5235,58 @@
           </w:tcPr>
           <w:p>
             <w:r>
-              <w:t>Show that a photon mass term (1/2)m²A_μA^μ is not invariant under A_μ → A_μ − ∂_μχ.</w:t>
+              <w:rPr>
+                <w:b/>
+              </w:rPr>
+              <w:t>Extension.</w:t>
+            </w:r>
+            <w:r>
+              <w:t xml:space="preserve"> Show that a photon mass term (1/2)m²A</w:t>
+            </w:r>
+            <w:r>
+              <w:rPr>
+                <w:vertAlign w:val="subscript"/>
+              </w:rPr>
+              <w:t>μ</w:t>
+            </w:r>
+            <w:r>
+              <w:t>A</w:t>
+            </w:r>
+            <w:r>
+              <w:rPr>
+                <w:vertAlign w:val="superscript"/>
+              </w:rPr>
+              <w:t>μ</w:t>
+            </w:r>
+            <w:r>
+              <w:t xml:space="preserve"> is not invariant under A</w:t>
+            </w:r>
+            <w:r>
+              <w:rPr>
+                <w:vertAlign w:val="subscript"/>
+              </w:rPr>
+              <w:t>μ</w:t>
+            </w:r>
+            <w:r>
+              <w:t xml:space="preserve"> → A</w:t>
+            </w:r>
+            <w:r>
+              <w:rPr>
+                <w:vertAlign w:val="subscript"/>
+              </w:rPr>
+              <w:t>μ</w:t>
+            </w:r>
+            <w:r>
+              <w:t xml:space="preserve"> − ∂</w:t>
+            </w:r>
+            <w:r>
+              <w:rPr>
+                <w:vertAlign w:val="subscript"/>
+              </w:rPr>
+              <w:t>μ</w:t>
+            </w:r>
+            <w:r>
+              <w:t>χ.</w:t>
             </w:r>
           </w:p>
         </w:tc>
@@ -3716,7 +5322,13 @@
           </w:tcPr>
           <w:p>
             <w:r>
-              <w:t>For V(φ) = (1/2)m²φ² + (λ/4!)φ⁴ find the stationary points, show that φ = 0 is the minimum for m² &gt; 0 and λ &gt; 0, and explain what goes wrong for λ &lt; 0.</w:t>
+              <w:rPr>
+                <w:b/>
+              </w:rPr>
+              <w:t>Extension.</w:t>
+            </w:r>
+            <w:r>
+              <w:t xml:space="preserve"> For V(φ) = (1/2)m²φ² + (λ/4!)φ⁴ find the stationary points, show that φ = 0 is the minimum for m² &gt; 0 and λ &gt; 0, and explain what goes wrong for λ &lt; 0.</w:t>
             </w:r>
           </w:p>
         </w:tc>
@@ -3754,7 +5366,157 @@
           </w:tcPr>
           <w:p>
             <w:r>
-              <w:t>Using E′_x = E_x, E′_y = γ(E_y − vB_z), E′_z = γ(E_z + vB_y) and B′_x = B_x, B′_y = γ(B_y + vE_z), B′_z = γ(B_z − vE_y) for a boost along x, show that E² − B² is invariant.</w:t>
+              <w:rPr>
+                <w:b/>
+              </w:rPr>
+              <w:t>Extension.</w:t>
+            </w:r>
+            <w:r>
+              <w:t xml:space="preserve"> Using E′</w:t>
+            </w:r>
+            <w:r>
+              <w:rPr>
+                <w:vertAlign w:val="subscript"/>
+              </w:rPr>
+              <w:t>x</w:t>
+            </w:r>
+            <w:r>
+              <w:t xml:space="preserve"> = E</w:t>
+            </w:r>
+            <w:r>
+              <w:rPr>
+                <w:vertAlign w:val="subscript"/>
+              </w:rPr>
+              <w:t>x</w:t>
+            </w:r>
+            <w:r>
+              <w:t>, E′</w:t>
+            </w:r>
+            <w:r>
+              <w:rPr>
+                <w:vertAlign w:val="subscript"/>
+              </w:rPr>
+              <w:t>y</w:t>
+            </w:r>
+            <w:r>
+              <w:t xml:space="preserve"> = γ(E</w:t>
+            </w:r>
+            <w:r>
+              <w:rPr>
+                <w:vertAlign w:val="subscript"/>
+              </w:rPr>
+              <w:t>y</w:t>
+            </w:r>
+            <w:r>
+              <w:t xml:space="preserve"> − vB</w:t>
+            </w:r>
+            <w:r>
+              <w:rPr>
+                <w:vertAlign w:val="subscript"/>
+              </w:rPr>
+              <w:t>z</w:t>
+            </w:r>
+            <w:r>
+              <w:t>), E′</w:t>
+            </w:r>
+            <w:r>
+              <w:rPr>
+                <w:vertAlign w:val="subscript"/>
+              </w:rPr>
+              <w:t>z</w:t>
+            </w:r>
+            <w:r>
+              <w:t xml:space="preserve"> = γ(E</w:t>
+            </w:r>
+            <w:r>
+              <w:rPr>
+                <w:vertAlign w:val="subscript"/>
+              </w:rPr>
+              <w:t>z</w:t>
+            </w:r>
+            <w:r>
+              <w:t xml:space="preserve"> + vB</w:t>
+            </w:r>
+            <w:r>
+              <w:rPr>
+                <w:vertAlign w:val="subscript"/>
+              </w:rPr>
+              <w:t>y</w:t>
+            </w:r>
+            <w:r>
+              <w:t>) and B′</w:t>
+            </w:r>
+            <w:r>
+              <w:rPr>
+                <w:vertAlign w:val="subscript"/>
+              </w:rPr>
+              <w:t>x</w:t>
+            </w:r>
+            <w:r>
+              <w:t xml:space="preserve"> = B</w:t>
+            </w:r>
+            <w:r>
+              <w:rPr>
+                <w:vertAlign w:val="subscript"/>
+              </w:rPr>
+              <w:t>x</w:t>
+            </w:r>
+            <w:r>
+              <w:t>, B′</w:t>
+            </w:r>
+            <w:r>
+              <w:rPr>
+                <w:vertAlign w:val="subscript"/>
+              </w:rPr>
+              <w:t>y</w:t>
+            </w:r>
+            <w:r>
+              <w:t xml:space="preserve"> = γ(B</w:t>
+            </w:r>
+            <w:r>
+              <w:rPr>
+                <w:vertAlign w:val="subscript"/>
+              </w:rPr>
+              <w:t>y</w:t>
+            </w:r>
+            <w:r>
+              <w:t xml:space="preserve"> + vE</w:t>
+            </w:r>
+            <w:r>
+              <w:rPr>
+                <w:vertAlign w:val="subscript"/>
+              </w:rPr>
+              <w:t>z</w:t>
+            </w:r>
+            <w:r>
+              <w:t>), B′</w:t>
+            </w:r>
+            <w:r>
+              <w:rPr>
+                <w:vertAlign w:val="subscript"/>
+              </w:rPr>
+              <w:t>z</w:t>
+            </w:r>
+            <w:r>
+              <w:t xml:space="preserve"> = γ(B</w:t>
+            </w:r>
+            <w:r>
+              <w:rPr>
+                <w:vertAlign w:val="subscript"/>
+              </w:rPr>
+              <w:t>z</w:t>
+            </w:r>
+            <w:r>
+              <w:t xml:space="preserve"> − vE</w:t>
+            </w:r>
+            <w:r>
+              <w:rPr>
+                <w:vertAlign w:val="subscript"/>
+              </w:rPr>
+              <w:t>y</w:t>
+            </w:r>
+            <w:r>
+              <w:t>) for a boost along x, show that E² − B² is invariant.</w:t>
             </w:r>
           </w:p>
         </w:tc>
@@ -3790,7 +5552,13 @@
           </w:tcPr>
           <w:p>
             <w:r>
-              <w:t>Explain why terms containing second time derivatives of the field are excluded from ℒ, referring to the initial data of Lesson 25, Section 5.2.</w:t>
+              <w:rPr>
+                <w:b/>
+              </w:rPr>
+              <w:t>Extension.</w:t>
+            </w:r>
+            <w:r>
+              <w:t xml:space="preserve"> Explain why terms containing second time derivatives of the field are excluded from ℒ, referring to the initial data of Lesson 25, Section 5.2.</w:t>
             </w:r>
           </w:p>
         </w:tc>
@@ -3828,7 +5596,13 @@
           </w:tcPr>
           <w:p>
             <w:r>
-              <w:t>Challenge: for ℒ = (1/2)(E² − B²) in vacuum, with E = −∇φ − Ȧ, show that the momentum conjugate to A is π = −E and that the Hamiltonian density is ℋ = (1/2)(E² + B²) + E·∇φ, and show that the last term integrates to zero when ∇·E = 0 and the fields vanish at infinity.</w:t>
+              <w:rPr>
+                <w:b/>
+              </w:rPr>
+              <w:t>Challenge.</w:t>
+            </w:r>
+            <w:r>
+              <w:t xml:space="preserve"> For ℒ = (1/2)(E² − B²) in vacuum, with E = −∇φ − Ȧ, show that the momentum conjugate to A is π = −E and that the Hamiltonian density is ℋ = (1/2)(E² + B²) + E·∇φ, and show that the last term integrates to zero when ∇·E = 0 and the fields vanish at infinity.</w:t>
             </w:r>
           </w:p>
         </w:tc>
@@ -3845,6 +5619,14 @@
     <w:p>
       <w:r>
         <w:rPr>
+          <w:i/>
+        </w:rPr>
+        <w:t>Attempt each exercise before reading its solution. If you are stuck, read only the first sentence of the solution, then try again.</w:t>
+      </w:r>
+    </w:p>
+    <w:p>
+      <w:r>
+        <w:rPr>
           <w:b/>
         </w:rPr>
         <w:t>1.</w:t>
@@ -3867,7 +5649,43 @@
         <w:t xml:space="preserve"> </w:t>
       </w:r>
       <w:r>
-        <w:t>The scalars are 1, φ, φ², and ∂_μφ∂^μφ. The quantities φ∂_μφ and ∂_μφ each carry one free index, so they are four-vectors and cannot appear in a scalar ℒ. For the linear term, −(1/2)m²φ² + Jφ = −(1/2)m²(φ − J/m²)² + J²/(2m²). Defining φ̃ = φ − J/m² gives the original Lagrangian density in φ̃ plus a constant, and a constant does not affect the equations of motion. (This assumes m ≠ 0.)</w:t>
+        <w:t>The scalars are 1, φ, φ², and ∂</w:t>
+      </w:r>
+      <w:r>
+        <w:rPr>
+          <w:vertAlign w:val="subscript"/>
+        </w:rPr>
+        <w:t>μ</w:t>
+      </w:r>
+      <w:r>
+        <w:t>φ∂</w:t>
+      </w:r>
+      <w:r>
+        <w:rPr>
+          <w:vertAlign w:val="superscript"/>
+        </w:rPr>
+        <w:t>μ</w:t>
+      </w:r>
+      <w:r>
+        <w:t>φ. The quantities φ∂</w:t>
+      </w:r>
+      <w:r>
+        <w:rPr>
+          <w:vertAlign w:val="subscript"/>
+        </w:rPr>
+        <w:t>μ</w:t>
+      </w:r>
+      <w:r>
+        <w:t>φ and ∂</w:t>
+      </w:r>
+      <w:r>
+        <w:rPr>
+          <w:vertAlign w:val="subscript"/>
+        </w:rPr>
+        <w:t>μ</w:t>
+      </w:r>
+      <w:r>
+        <w:t>φ each carry one free index, so they are four-vectors and cannot appear in a scalar ℒ. For the linear term, −(1/2)m²φ² + Jφ = −(1/2)m²(φ − J/m²)² + J²/(2m²). Defining φ̃ = φ − J/m² gives the original Lagrangian density in φ̃ plus a constant, and a constant does not affect the equations of motion. (This assumes m ≠ 0.)</w:t>
       </w:r>
     </w:p>
     <w:p>
@@ -3895,7 +5713,79 @@
         <w:t xml:space="preserve"> </w:t>
       </w:r>
       <w:r>
-        <w:t>By the product rule, ∂_μ(φ∂^μφ) = ∂_μφ∂^μφ + φ□φ. Hence (1/2)∂_μφ∂^μφ = −(1/2)φ□φ + (1/2)∂_μ(φ∂^μφ), and the last term is a total derivative.</w:t>
+        <w:t>By the product rule, ∂</w:t>
+      </w:r>
+      <w:r>
+        <w:rPr>
+          <w:vertAlign w:val="subscript"/>
+        </w:rPr>
+        <w:t>μ</w:t>
+      </w:r>
+      <w:r>
+        <w:t>(φ∂</w:t>
+      </w:r>
+      <w:r>
+        <w:rPr>
+          <w:vertAlign w:val="superscript"/>
+        </w:rPr>
+        <w:t>μ</w:t>
+      </w:r>
+      <w:r>
+        <w:t>φ) = ∂</w:t>
+      </w:r>
+      <w:r>
+        <w:rPr>
+          <w:vertAlign w:val="subscript"/>
+        </w:rPr>
+        <w:t>μ</w:t>
+      </w:r>
+      <w:r>
+        <w:t>φ∂</w:t>
+      </w:r>
+      <w:r>
+        <w:rPr>
+          <w:vertAlign w:val="superscript"/>
+        </w:rPr>
+        <w:t>μ</w:t>
+      </w:r>
+      <w:r>
+        <w:t>φ + φ□φ. Hence (1/2)∂</w:t>
+      </w:r>
+      <w:r>
+        <w:rPr>
+          <w:vertAlign w:val="subscript"/>
+        </w:rPr>
+        <w:t>μ</w:t>
+      </w:r>
+      <w:r>
+        <w:t>φ∂</w:t>
+      </w:r>
+      <w:r>
+        <w:rPr>
+          <w:vertAlign w:val="superscript"/>
+        </w:rPr>
+        <w:t>μ</w:t>
+      </w:r>
+      <w:r>
+        <w:t>φ = −(1/2)φ□φ + (1/2)∂</w:t>
+      </w:r>
+      <w:r>
+        <w:rPr>
+          <w:vertAlign w:val="subscript"/>
+        </w:rPr>
+        <w:t>μ</w:t>
+      </w:r>
+      <w:r>
+        <w:t>(φ∂</w:t>
+      </w:r>
+      <w:r>
+        <w:rPr>
+          <w:vertAlign w:val="superscript"/>
+        </w:rPr>
+        <w:t>μ</w:t>
+      </w:r>
+      <w:r>
+        <w:t>φ), and the last term is a total derivative.</w:t>
       </w:r>
     </w:p>
     <w:p>
@@ -3923,7 +5813,241 @@
         <w:t xml:space="preserve"> </w:t>
       </w:r>
       <w:r>
-        <w:t>Under φ → e^(iα)φ, ∂_μφ → e^(iα)(∂_μφ + i∂_μαφ) and ∂_μφ* → e^(−iα)(∂_μφ* − i∂_μαφ*). Multiplying, ∂_μφ*∂^μφ → ∂_μφ*∂^μφ + i∂^μαφ∂_μφ* − i∂_μαφ*∂^μφ + ∂_μα∂^μαφ*φ = ∂_μφ*∂^μφ + i∂^μα(φ∂_μφ* − φ*∂_μφ) + (∂α)²φ*φ. When α is constant, ∂_μα = 0, and both extra terms vanish, leaving ℒ invariant. The mass term m²φ*φ is invariant for any α because |e^(iα)|² = 1.</w:t>
+        <w:t>Under φ → e</w:t>
+      </w:r>
+      <w:r>
+        <w:rPr>
+          <w:vertAlign w:val="superscript"/>
+        </w:rPr>
+        <w:t>iα</w:t>
+      </w:r>
+      <w:r>
+        <w:t>φ, ∂</w:t>
+      </w:r>
+      <w:r>
+        <w:rPr>
+          <w:vertAlign w:val="subscript"/>
+        </w:rPr>
+        <w:t>μ</w:t>
+      </w:r>
+      <w:r>
+        <w:t>φ → e</w:t>
+      </w:r>
+      <w:r>
+        <w:rPr>
+          <w:vertAlign w:val="superscript"/>
+        </w:rPr>
+        <w:t>iα</w:t>
+      </w:r>
+      <w:r>
+        <w:t>(∂</w:t>
+      </w:r>
+      <w:r>
+        <w:rPr>
+          <w:vertAlign w:val="subscript"/>
+        </w:rPr>
+        <w:t>μ</w:t>
+      </w:r>
+      <w:r>
+        <w:t>φ + i∂</w:t>
+      </w:r>
+      <w:r>
+        <w:rPr>
+          <w:vertAlign w:val="subscript"/>
+        </w:rPr>
+        <w:t>μα</w:t>
+      </w:r>
+      <w:r>
+        <w:t>φ) and ∂</w:t>
+      </w:r>
+      <w:r>
+        <w:rPr>
+          <w:vertAlign w:val="subscript"/>
+        </w:rPr>
+        <w:t>μ</w:t>
+      </w:r>
+      <w:r>
+        <w:t>φ* → e</w:t>
+      </w:r>
+      <w:r>
+        <w:rPr>
+          <w:vertAlign w:val="superscript"/>
+        </w:rPr>
+        <w:t>−iα</w:t>
+      </w:r>
+      <w:r>
+        <w:t>(∂</w:t>
+      </w:r>
+      <w:r>
+        <w:rPr>
+          <w:vertAlign w:val="subscript"/>
+        </w:rPr>
+        <w:t>μ</w:t>
+      </w:r>
+      <w:r>
+        <w:t>φ* − i∂</w:t>
+      </w:r>
+      <w:r>
+        <w:rPr>
+          <w:vertAlign w:val="subscript"/>
+        </w:rPr>
+        <w:t>μα</w:t>
+      </w:r>
+      <w:r>
+        <w:t>φ*). Multiplying, ∂</w:t>
+      </w:r>
+      <w:r>
+        <w:rPr>
+          <w:vertAlign w:val="subscript"/>
+        </w:rPr>
+        <w:t>μ</w:t>
+      </w:r>
+      <w:r>
+        <w:t>φ*∂</w:t>
+      </w:r>
+      <w:r>
+        <w:rPr>
+          <w:vertAlign w:val="superscript"/>
+        </w:rPr>
+        <w:t>μ</w:t>
+      </w:r>
+      <w:r>
+        <w:t>φ → ∂</w:t>
+      </w:r>
+      <w:r>
+        <w:rPr>
+          <w:vertAlign w:val="subscript"/>
+        </w:rPr>
+        <w:t>μ</w:t>
+      </w:r>
+      <w:r>
+        <w:t>φ*∂</w:t>
+      </w:r>
+      <w:r>
+        <w:rPr>
+          <w:vertAlign w:val="superscript"/>
+        </w:rPr>
+        <w:t>μ</w:t>
+      </w:r>
+      <w:r>
+        <w:t>φ + i∂</w:t>
+      </w:r>
+      <w:r>
+        <w:rPr>
+          <w:vertAlign w:val="superscript"/>
+        </w:rPr>
+        <w:t>μα</w:t>
+      </w:r>
+      <w:r>
+        <w:t>φ∂</w:t>
+      </w:r>
+      <w:r>
+        <w:rPr>
+          <w:vertAlign w:val="subscript"/>
+        </w:rPr>
+        <w:t>μ</w:t>
+      </w:r>
+      <w:r>
+        <w:t>φ* − i∂</w:t>
+      </w:r>
+      <w:r>
+        <w:rPr>
+          <w:vertAlign w:val="subscript"/>
+        </w:rPr>
+        <w:t>μα</w:t>
+      </w:r>
+      <w:r>
+        <w:t>φ*∂</w:t>
+      </w:r>
+      <w:r>
+        <w:rPr>
+          <w:vertAlign w:val="superscript"/>
+        </w:rPr>
+        <w:t>μ</w:t>
+      </w:r>
+      <w:r>
+        <w:t>φ + ∂</w:t>
+      </w:r>
+      <w:r>
+        <w:rPr>
+          <w:vertAlign w:val="subscript"/>
+        </w:rPr>
+        <w:t>μα</w:t>
+      </w:r>
+      <w:r>
+        <w:t>∂</w:t>
+      </w:r>
+      <w:r>
+        <w:rPr>
+          <w:vertAlign w:val="superscript"/>
+        </w:rPr>
+        <w:t>μα</w:t>
+      </w:r>
+      <w:r>
+        <w:t>φ*φ = ∂</w:t>
+      </w:r>
+      <w:r>
+        <w:rPr>
+          <w:vertAlign w:val="subscript"/>
+        </w:rPr>
+        <w:t>μ</w:t>
+      </w:r>
+      <w:r>
+        <w:t>φ*∂</w:t>
+      </w:r>
+      <w:r>
+        <w:rPr>
+          <w:vertAlign w:val="superscript"/>
+        </w:rPr>
+        <w:t>μ</w:t>
+      </w:r>
+      <w:r>
+        <w:t>φ + i∂</w:t>
+      </w:r>
+      <w:r>
+        <w:rPr>
+          <w:vertAlign w:val="superscript"/>
+        </w:rPr>
+        <w:t>μα</w:t>
+      </w:r>
+      <w:r>
+        <w:t>(φ∂</w:t>
+      </w:r>
+      <w:r>
+        <w:rPr>
+          <w:vertAlign w:val="subscript"/>
+        </w:rPr>
+        <w:t>μ</w:t>
+      </w:r>
+      <w:r>
+        <w:t>φ* − φ*∂</w:t>
+      </w:r>
+      <w:r>
+        <w:rPr>
+          <w:vertAlign w:val="subscript"/>
+        </w:rPr>
+        <w:t>μ</w:t>
+      </w:r>
+      <w:r>
+        <w:t>φ) + (∂α)²φ*φ. When α is constant, ∂</w:t>
+      </w:r>
+      <w:r>
+        <w:rPr>
+          <w:vertAlign w:val="subscript"/>
+        </w:rPr>
+        <w:t>μα</w:t>
+      </w:r>
+      <w:r>
+        <w:t xml:space="preserve"> = 0, and both extra terms vanish, leaving ℒ invariant. The mass term m²φ*φ is invariant for any α because |e</w:t>
+      </w:r>
+      <w:r>
+        <w:rPr>
+          <w:vertAlign w:val="superscript"/>
+        </w:rPr>
+        <w:t>iα</w:t>
+      </w:r>
+      <w:r>
+        <w:t>|² = 1.</w:t>
       </w:r>
     </w:p>
     <w:p>
@@ -3937,7 +6061,151 @@
         <w:t xml:space="preserve"> </w:t>
       </w:r>
       <w:r>
-        <w:t>The complex conjugate of iψ̄γ^μ∂_μψ is −i(∂_μψ̄)γ^μψ, using (ψ̄γ^μ∂_μψ)* = ∂_μψ†γ^μ†γ⁰ψ and γ^μ†γ⁰ = γ⁰γ^μ from Lesson 24. The difference of the term and its conjugate is iψ̄γ^μ∂_μψ + i(∂_μψ̄)γ^μψ = i∂_μ(ψ̄γ^μψ), a total derivative. The mass term ψ̄ψ = ψ†γ⁰ψ is real, so the imaginary part of ℒ is a total derivative and ℒ is real up to a total derivative.</w:t>
+        <w:t>The complex conjugate of iψ̄γ</w:t>
+      </w:r>
+      <w:r>
+        <w:rPr>
+          <w:vertAlign w:val="superscript"/>
+        </w:rPr>
+        <w:t>μ</w:t>
+      </w:r>
+      <w:r>
+        <w:t>∂</w:t>
+      </w:r>
+      <w:r>
+        <w:rPr>
+          <w:vertAlign w:val="subscript"/>
+        </w:rPr>
+        <w:t>μ</w:t>
+      </w:r>
+      <w:r>
+        <w:t>ψ is −i(∂</w:t>
+      </w:r>
+      <w:r>
+        <w:rPr>
+          <w:vertAlign w:val="subscript"/>
+        </w:rPr>
+        <w:t>μ</w:t>
+      </w:r>
+      <w:r>
+        <w:t>ψ̄)γ</w:t>
+      </w:r>
+      <w:r>
+        <w:rPr>
+          <w:vertAlign w:val="superscript"/>
+        </w:rPr>
+        <w:t>μ</w:t>
+      </w:r>
+      <w:r>
+        <w:t>ψ, using (ψ̄γ</w:t>
+      </w:r>
+      <w:r>
+        <w:rPr>
+          <w:vertAlign w:val="superscript"/>
+        </w:rPr>
+        <w:t>μ</w:t>
+      </w:r>
+      <w:r>
+        <w:t>∂</w:t>
+      </w:r>
+      <w:r>
+        <w:rPr>
+          <w:vertAlign w:val="subscript"/>
+        </w:rPr>
+        <w:t>μ</w:t>
+      </w:r>
+      <w:r>
+        <w:t>ψ)* = ∂</w:t>
+      </w:r>
+      <w:r>
+        <w:rPr>
+          <w:vertAlign w:val="subscript"/>
+        </w:rPr>
+        <w:t>μ</w:t>
+      </w:r>
+      <w:r>
+        <w:t>ψ†γ</w:t>
+      </w:r>
+      <w:r>
+        <w:rPr>
+          <w:vertAlign w:val="superscript"/>
+        </w:rPr>
+        <w:t>μ†</w:t>
+      </w:r>
+      <w:r>
+        <w:t>γ⁰ψ and γ</w:t>
+      </w:r>
+      <w:r>
+        <w:rPr>
+          <w:vertAlign w:val="superscript"/>
+        </w:rPr>
+        <w:t>μ†</w:t>
+      </w:r>
+      <w:r>
+        <w:t>γ⁰ = γ⁰γ</w:t>
+      </w:r>
+      <w:r>
+        <w:rPr>
+          <w:vertAlign w:val="superscript"/>
+        </w:rPr>
+        <w:t>μ</w:t>
+      </w:r>
+      <w:r>
+        <w:t xml:space="preserve"> from Lesson 24. The difference of the term and its conjugate is iψ̄γ</w:t>
+      </w:r>
+      <w:r>
+        <w:rPr>
+          <w:vertAlign w:val="superscript"/>
+        </w:rPr>
+        <w:t>μ</w:t>
+      </w:r>
+      <w:r>
+        <w:t>∂</w:t>
+      </w:r>
+      <w:r>
+        <w:rPr>
+          <w:vertAlign w:val="subscript"/>
+        </w:rPr>
+        <w:t>μ</w:t>
+      </w:r>
+      <w:r>
+        <w:t>ψ + i(∂</w:t>
+      </w:r>
+      <w:r>
+        <w:rPr>
+          <w:vertAlign w:val="subscript"/>
+        </w:rPr>
+        <w:t>μ</w:t>
+      </w:r>
+      <w:r>
+        <w:t>ψ̄)γ</w:t>
+      </w:r>
+      <w:r>
+        <w:rPr>
+          <w:vertAlign w:val="superscript"/>
+        </w:rPr>
+        <w:t>μ</w:t>
+      </w:r>
+      <w:r>
+        <w:t>ψ = i∂</w:t>
+      </w:r>
+      <w:r>
+        <w:rPr>
+          <w:vertAlign w:val="subscript"/>
+        </w:rPr>
+        <w:t>μ</w:t>
+      </w:r>
+      <w:r>
+        <w:t>(ψ̄γ</w:t>
+      </w:r>
+      <w:r>
+        <w:rPr>
+          <w:vertAlign w:val="superscript"/>
+        </w:rPr>
+        <w:t>μ</w:t>
+      </w:r>
+      <w:r>
+        <w:t>ψ), a total derivative. The mass term ψ̄ψ = ψ†γ⁰ψ is real, so the imaginary part of ℒ is a total derivative and ℒ is real up to a total derivative.</w:t>
       </w:r>
     </w:p>
     <w:p>
@@ -3951,7 +6219,70 @@
         <w:t xml:space="preserve"> </w:t>
       </w:r>
       <w:r>
-        <w:t>Since ℒ contains no derivative of ψ̄, ∂ℒ/∂(∂_μψ̄) = 0, and ∂ℒ/∂ψ̄ = (iγ^μ∂_μ − m)ψ. The Euler–Lagrange equation for ψ̄, ∂ℒ/∂ψ̄ − ∂_μ[∂ℒ/∂(∂_μψ̄)] = 0, reduces to (iγ^μ∂_μ − m)ψ = 0, the Dirac equation.</w:t>
+        <w:t>Since ℒ contains no derivative of ψ̄, ∂ℒ/∂(∂</w:t>
+      </w:r>
+      <w:r>
+        <w:rPr>
+          <w:vertAlign w:val="subscript"/>
+        </w:rPr>
+        <w:t>μ</w:t>
+      </w:r>
+      <w:r>
+        <w:t>ψ̄) = 0, and ∂ℒ/∂ψ̄ = (iγ</w:t>
+      </w:r>
+      <w:r>
+        <w:rPr>
+          <w:vertAlign w:val="superscript"/>
+        </w:rPr>
+        <w:t>μ</w:t>
+      </w:r>
+      <w:r>
+        <w:t>∂</w:t>
+      </w:r>
+      <w:r>
+        <w:rPr>
+          <w:vertAlign w:val="subscript"/>
+        </w:rPr>
+        <w:t>μ</w:t>
+      </w:r>
+      <w:r>
+        <w:t xml:space="preserve"> − m)ψ. The Euler–Lagrange equation for ψ̄, ∂ℒ/∂ψ̄ − ∂</w:t>
+      </w:r>
+      <w:r>
+        <w:rPr>
+          <w:vertAlign w:val="subscript"/>
+        </w:rPr>
+        <w:t>μ</w:t>
+      </w:r>
+      <w:r>
+        <w:t>[∂ℒ/∂(∂</w:t>
+      </w:r>
+      <w:r>
+        <w:rPr>
+          <w:vertAlign w:val="subscript"/>
+        </w:rPr>
+        <w:t>μ</w:t>
+      </w:r>
+      <w:r>
+        <w:t>ψ̄)] = 0, reduces to (iγ</w:t>
+      </w:r>
+      <w:r>
+        <w:rPr>
+          <w:vertAlign w:val="superscript"/>
+        </w:rPr>
+        <w:t>μ</w:t>
+      </w:r>
+      <w:r>
+        <w:t>∂</w:t>
+      </w:r>
+      <w:r>
+        <w:rPr>
+          <w:vertAlign w:val="subscript"/>
+        </w:rPr>
+        <w:t>μ</w:t>
+      </w:r>
+      <w:r>
+        <w:t xml:space="preserve"> − m)ψ = 0, the Dirac equation.</w:t>
       </w:r>
     </w:p>
     <w:p>
@@ -3965,7 +6296,25 @@
         <w:t xml:space="preserve"> </w:t>
       </w:r>
       <w:r>
-        <w:t>ℒ = iψ̄γ⁰ψ̇ + iψ̄γⁱ∂ᵢψ − mψ̄ψ = iψ†ψ̇ + iψ̄γⁱ∂ᵢψ − mψ̄ψ, using ψ̄γ⁰ = ψ†. So π_ψ = ∂ℒ/∂ψ̇ = iψ†. Then ℋ = π_ψψ̇ − ℒ = iψ†ψ̇ − iψ†ψ̇ − iψ̄γⁱ∂ᵢψ + mψ̄ψ = −iψ̄γⁱ∂ᵢψ + mψ̄ψ = ψ†(−iγ⁰γⁱ∂ᵢ + mγ⁰)ψ = ψ†(−iα·∇ + βm)ψ, using γ⁰γⁱ = αⁱ and γ⁰ = β.</w:t>
+        <w:t>ℒ = iψ̄γ⁰ψ̇ + iψ̄γⁱ∂ᵢψ − mψ̄ψ = iψ†ψ̇ + iψ̄γⁱ∂ᵢψ − mψ̄ψ, using ψ̄γ⁰ = ψ†. So π</w:t>
+      </w:r>
+      <w:r>
+        <w:rPr>
+          <w:vertAlign w:val="subscript"/>
+        </w:rPr>
+        <w:t>ψ</w:t>
+      </w:r>
+      <w:r>
+        <w:t xml:space="preserve"> = ∂ℒ/∂ψ̇ = iψ†. Then ℋ = π</w:t>
+      </w:r>
+      <w:r>
+        <w:rPr>
+          <w:vertAlign w:val="subscript"/>
+        </w:rPr>
+        <w:t>ψ</w:t>
+      </w:r>
+      <w:r>
+        <w:t>ψ̇ − ℒ = iψ†ψ̇ − iψ†ψ̇ − iψ̄γⁱ∂ᵢψ + mψ̄ψ = −iψ̄γⁱ∂ᵢψ + mψ̄ψ = ψ†(−iγ⁰γⁱ∂ᵢ + mγ⁰)ψ = ψ†(−iα·∇ + βm)ψ, using γ⁰γⁱ = αⁱ and γ⁰ = β.</w:t>
       </w:r>
     </w:p>
     <w:p>
@@ -3979,7 +6328,61 @@
         <w:t xml:space="preserve"> </w:t>
       </w:r>
       <w:r>
-        <w:t>With F₁₂ = −B and F₂₁ = B, F^(12) = g¹¹g²²F₁₂ = (−1)(−1)(−B) = −B and F^(21) = B. Then F_μνF^μν = F₁₂F^(12) + F₂₁F^(21) = (−B)(−B) + (B)(B) = 2B², equal to 2(B² − E²) for E = 0.</w:t>
+        <w:t>With F₁₂ = −B and F₂₁ = B, F</w:t>
+      </w:r>
+      <w:r>
+        <w:rPr>
+          <w:vertAlign w:val="superscript"/>
+        </w:rPr>
+        <w:t>(12)</w:t>
+      </w:r>
+      <w:r>
+        <w:t xml:space="preserve"> = g¹¹g²²F₁₂ = (−1)(−1)(−B) = −B and F</w:t>
+      </w:r>
+      <w:r>
+        <w:rPr>
+          <w:vertAlign w:val="superscript"/>
+        </w:rPr>
+        <w:t>(21)</w:t>
+      </w:r>
+      <w:r>
+        <w:t xml:space="preserve"> = B. Then F</w:t>
+      </w:r>
+      <w:r>
+        <w:rPr>
+          <w:vertAlign w:val="subscript"/>
+        </w:rPr>
+        <w:t>μν</w:t>
+      </w:r>
+      <w:r>
+        <w:t>F</w:t>
+      </w:r>
+      <w:r>
+        <w:rPr>
+          <w:vertAlign w:val="superscript"/>
+        </w:rPr>
+        <w:t>μν</w:t>
+      </w:r>
+      <w:r>
+        <w:t xml:space="preserve"> = F₁₂F</w:t>
+      </w:r>
+      <w:r>
+        <w:rPr>
+          <w:vertAlign w:val="superscript"/>
+        </w:rPr>
+        <w:t>(12)</w:t>
+      </w:r>
+      <w:r>
+        <w:t xml:space="preserve"> + F₂₁F</w:t>
+      </w:r>
+      <w:r>
+        <w:rPr>
+          <w:vertAlign w:val="superscript"/>
+        </w:rPr>
+        <w:t>(21)</w:t>
+      </w:r>
+      <w:r>
+        <w:t xml:space="preserve"> = (−B)(−B) + (B)(B) = 2B², equal to 2(B² − E²) for E = 0.</w:t>
       </w:r>
     </w:p>
     <w:p>
@@ -3993,7 +6396,43 @@
         <w:t xml:space="preserve"> </w:t>
       </w:r>
       <w:r>
-        <w:t>−j^μA_μ = −(j⁰A₀ + jⁱAᵢ) = −(ρφ − j·A) = −ρφ + j·A, since A₀ = φ and Aᵢ = −Aⁱ. For a point charge, ∫d³x(−ρφ + j·A) = −qφ(x_p) + qv·A(x_p), the interaction part of Lesson 5, Section 3.4.</w:t>
+        <w:t>−j</w:t>
+      </w:r>
+      <w:r>
+        <w:rPr>
+          <w:vertAlign w:val="superscript"/>
+        </w:rPr>
+        <w:t>μ</w:t>
+      </w:r>
+      <w:r>
+        <w:t>A</w:t>
+      </w:r>
+      <w:r>
+        <w:rPr>
+          <w:vertAlign w:val="subscript"/>
+        </w:rPr>
+        <w:t>μ</w:t>
+      </w:r>
+      <w:r>
+        <w:t xml:space="preserve"> = −(j⁰A₀ + jⁱAᵢ) = −(ρφ − j·A) = −ρφ + j·A, since A₀ = φ and Aᵢ = −Aⁱ. For a point charge, ∫d³x(−ρφ + j·A) = −qφ(x</w:t>
+      </w:r>
+      <w:r>
+        <w:rPr>
+          <w:vertAlign w:val="subscript"/>
+        </w:rPr>
+        <w:t>p</w:t>
+      </w:r>
+      <w:r>
+        <w:t>) + qv·A(x</w:t>
+      </w:r>
+      <w:r>
+        <w:rPr>
+          <w:vertAlign w:val="subscript"/>
+        </w:rPr>
+        <w:t>p</w:t>
+      </w:r>
+      <w:r>
+        <w:t>), the interaction part of Lesson 5, Section 3.4.</w:t>
       </w:r>
     </w:p>
     <w:p>
@@ -4007,7 +6446,115 @@
         <w:t xml:space="preserve"> </w:t>
       </w:r>
       <w:r>
-        <w:t>Under A_μ → A_μ − ∂_μχ, (1/2)m²A_μA^μ → (1/2)m²A_μA^μ − m²A^μ∂_μχ + (1/2)m²∂_μχ∂^μχ. The extra terms are nonzero for a general χ, so the term is not gauge invariant. By contrast F_μν is unchanged, because the χ terms cancel by the equality of mixed partial derivatives.</w:t>
+        <w:t>Under A</w:t>
+      </w:r>
+      <w:r>
+        <w:rPr>
+          <w:vertAlign w:val="subscript"/>
+        </w:rPr>
+        <w:t>μ</w:t>
+      </w:r>
+      <w:r>
+        <w:t xml:space="preserve"> → A</w:t>
+      </w:r>
+      <w:r>
+        <w:rPr>
+          <w:vertAlign w:val="subscript"/>
+        </w:rPr>
+        <w:t>μ</w:t>
+      </w:r>
+      <w:r>
+        <w:t xml:space="preserve"> − ∂</w:t>
+      </w:r>
+      <w:r>
+        <w:rPr>
+          <w:vertAlign w:val="subscript"/>
+        </w:rPr>
+        <w:t>μ</w:t>
+      </w:r>
+      <w:r>
+        <w:t>χ, (1/2)m²A</w:t>
+      </w:r>
+      <w:r>
+        <w:rPr>
+          <w:vertAlign w:val="subscript"/>
+        </w:rPr>
+        <w:t>μ</w:t>
+      </w:r>
+      <w:r>
+        <w:t>A</w:t>
+      </w:r>
+      <w:r>
+        <w:rPr>
+          <w:vertAlign w:val="superscript"/>
+        </w:rPr>
+        <w:t>μ</w:t>
+      </w:r>
+      <w:r>
+        <w:t xml:space="preserve"> → (1/2)m²A</w:t>
+      </w:r>
+      <w:r>
+        <w:rPr>
+          <w:vertAlign w:val="subscript"/>
+        </w:rPr>
+        <w:t>μ</w:t>
+      </w:r>
+      <w:r>
+        <w:t>A</w:t>
+      </w:r>
+      <w:r>
+        <w:rPr>
+          <w:vertAlign w:val="superscript"/>
+        </w:rPr>
+        <w:t>μ</w:t>
+      </w:r>
+      <w:r>
+        <w:t xml:space="preserve"> − m²A</w:t>
+      </w:r>
+      <w:r>
+        <w:rPr>
+          <w:vertAlign w:val="superscript"/>
+        </w:rPr>
+        <w:t>μ</w:t>
+      </w:r>
+      <w:r>
+        <w:t>∂</w:t>
+      </w:r>
+      <w:r>
+        <w:rPr>
+          <w:vertAlign w:val="subscript"/>
+        </w:rPr>
+        <w:t>μ</w:t>
+      </w:r>
+      <w:r>
+        <w:t>χ + (1/2)m²∂</w:t>
+      </w:r>
+      <w:r>
+        <w:rPr>
+          <w:vertAlign w:val="subscript"/>
+        </w:rPr>
+        <w:t>μ</w:t>
+      </w:r>
+      <w:r>
+        <w:t>χ∂</w:t>
+      </w:r>
+      <w:r>
+        <w:rPr>
+          <w:vertAlign w:val="superscript"/>
+        </w:rPr>
+        <w:t>μ</w:t>
+      </w:r>
+      <w:r>
+        <w:t>χ. The extra terms are nonzero for a general χ, so the term is not gauge invariant. By contrast F</w:t>
+      </w:r>
+      <w:r>
+        <w:rPr>
+          <w:vertAlign w:val="subscript"/>
+        </w:rPr>
+        <w:t>μν</w:t>
+      </w:r>
+      <w:r>
+        <w:t xml:space="preserve"> is unchanged, because the χ terms cancel by the equality of mixed partial derivatives.</w:t>
       </w:r>
     </w:p>
     <w:p>
@@ -4035,7 +6582,187 @@
         <w:t xml:space="preserve"> </w:t>
       </w:r>
       <w:r>
-        <w:t>The y components give E′_y² − B′_z² = γ²[(E_y − vB_z)² − (B_z − vE_y)²] = γ²[(1 − v²)E_y² − (1 − v²)B_z²] = E_y² − B_z², since the cross terms ∓2vE_yB_z cancel and γ²(1 − v²) = 1. In the same way E′_z² − B′_y² = γ²[(E_z + vB_y)² − (B_y + vE_z)²] = E_z² − B_y². The x components are unchanged, so E′² − B′² = E² − B², and the Lagrangian density (1/2)(E² − B²) is a Lorentz scalar.</w:t>
+        <w:t>The y components give E′</w:t>
+      </w:r>
+      <w:r>
+        <w:rPr>
+          <w:vertAlign w:val="subscript"/>
+        </w:rPr>
+        <w:t>y</w:t>
+      </w:r>
+      <w:r>
+        <w:t>² − B′</w:t>
+      </w:r>
+      <w:r>
+        <w:rPr>
+          <w:vertAlign w:val="subscript"/>
+        </w:rPr>
+        <w:t>z</w:t>
+      </w:r>
+      <w:r>
+        <w:t>² = γ²[(E</w:t>
+      </w:r>
+      <w:r>
+        <w:rPr>
+          <w:vertAlign w:val="subscript"/>
+        </w:rPr>
+        <w:t>y</w:t>
+      </w:r>
+      <w:r>
+        <w:t xml:space="preserve"> − vB</w:t>
+      </w:r>
+      <w:r>
+        <w:rPr>
+          <w:vertAlign w:val="subscript"/>
+        </w:rPr>
+        <w:t>z</w:t>
+      </w:r>
+      <w:r>
+        <w:t>)² − (B</w:t>
+      </w:r>
+      <w:r>
+        <w:rPr>
+          <w:vertAlign w:val="subscript"/>
+        </w:rPr>
+        <w:t>z</w:t>
+      </w:r>
+      <w:r>
+        <w:t xml:space="preserve"> − vE</w:t>
+      </w:r>
+      <w:r>
+        <w:rPr>
+          <w:vertAlign w:val="subscript"/>
+        </w:rPr>
+        <w:t>y</w:t>
+      </w:r>
+      <w:r>
+        <w:t>)²] = γ²[(1 − v²)E</w:t>
+      </w:r>
+      <w:r>
+        <w:rPr>
+          <w:vertAlign w:val="subscript"/>
+        </w:rPr>
+        <w:t>y</w:t>
+      </w:r>
+      <w:r>
+        <w:t>² − (1 − v²)B</w:t>
+      </w:r>
+      <w:r>
+        <w:rPr>
+          <w:vertAlign w:val="subscript"/>
+        </w:rPr>
+        <w:t>z</w:t>
+      </w:r>
+      <w:r>
+        <w:t>²] = E</w:t>
+      </w:r>
+      <w:r>
+        <w:rPr>
+          <w:vertAlign w:val="subscript"/>
+        </w:rPr>
+        <w:t>y</w:t>
+      </w:r>
+      <w:r>
+        <w:t>² − B</w:t>
+      </w:r>
+      <w:r>
+        <w:rPr>
+          <w:vertAlign w:val="subscript"/>
+        </w:rPr>
+        <w:t>z</w:t>
+      </w:r>
+      <w:r>
+        <w:t>², since the cross terms ∓2vE</w:t>
+      </w:r>
+      <w:r>
+        <w:rPr>
+          <w:vertAlign w:val="subscript"/>
+        </w:rPr>
+        <w:t>y</w:t>
+      </w:r>
+      <w:r>
+        <w:t>B</w:t>
+      </w:r>
+      <w:r>
+        <w:rPr>
+          <w:vertAlign w:val="subscript"/>
+        </w:rPr>
+        <w:t>z</w:t>
+      </w:r>
+      <w:r>
+        <w:t xml:space="preserve"> cancel and γ²(1 − v²) = 1. In the same way E′</w:t>
+      </w:r>
+      <w:r>
+        <w:rPr>
+          <w:vertAlign w:val="subscript"/>
+        </w:rPr>
+        <w:t>z</w:t>
+      </w:r>
+      <w:r>
+        <w:t>² − B′</w:t>
+      </w:r>
+      <w:r>
+        <w:rPr>
+          <w:vertAlign w:val="subscript"/>
+        </w:rPr>
+        <w:t>y</w:t>
+      </w:r>
+      <w:r>
+        <w:t>² = γ²[(E</w:t>
+      </w:r>
+      <w:r>
+        <w:rPr>
+          <w:vertAlign w:val="subscript"/>
+        </w:rPr>
+        <w:t>z</w:t>
+      </w:r>
+      <w:r>
+        <w:t xml:space="preserve"> + vB</w:t>
+      </w:r>
+      <w:r>
+        <w:rPr>
+          <w:vertAlign w:val="subscript"/>
+        </w:rPr>
+        <w:t>y</w:t>
+      </w:r>
+      <w:r>
+        <w:t>)² − (B</w:t>
+      </w:r>
+      <w:r>
+        <w:rPr>
+          <w:vertAlign w:val="subscript"/>
+        </w:rPr>
+        <w:t>y</w:t>
+      </w:r>
+      <w:r>
+        <w:t xml:space="preserve"> + vE</w:t>
+      </w:r>
+      <w:r>
+        <w:rPr>
+          <w:vertAlign w:val="subscript"/>
+        </w:rPr>
+        <w:t>z</w:t>
+      </w:r>
+      <w:r>
+        <w:t>)²] = E</w:t>
+      </w:r>
+      <w:r>
+        <w:rPr>
+          <w:vertAlign w:val="subscript"/>
+        </w:rPr>
+        <w:t>z</w:t>
+      </w:r>
+      <w:r>
+        <w:t>² − B</w:t>
+      </w:r>
+      <w:r>
+        <w:rPr>
+          <w:vertAlign w:val="subscript"/>
+        </w:rPr>
+        <w:t>y</w:t>
+      </w:r>
+      <w:r>
+        <w:t>². The x components are unchanged, so E′² − B′² = E² − B², and the Lagrangian density (1/2)(E² − B²) is a Lorentz scalar.</w:t>
       </w:r>
     </w:p>
     <w:p>
@@ -4071,71 +6798,12 @@
         <w:pStyle w:val="Heading2"/>
       </w:pPr>
       <w:r>
-        <w:t>Mastery checklist</w:t>
+        <w:t>Mastery check</w:t>
       </w:r>
     </w:p>
     <w:p>
-      <w:pPr>
-        <w:pStyle w:val="ListBullet"/>
-      </w:pPr>
-      <w:r>
-        <w:t>I can write the action as an integral of a Lagrangian density and explain why d⁴x is Lorentz invariant.</w:t>
-      </w:r>
-    </w:p>
-    <w:p>
-      <w:pPr>
-        <w:pStyle w:val="ListBullet"/>
-      </w:pPr>
-      <w:r>
-        <w:t>I can state the requirements of Lorentz invariance, locality, reality, and first derivatives, and give the reason for each.</w:t>
-      </w:r>
-    </w:p>
-    <w:p>
-      <w:pPr>
-        <w:pStyle w:val="ListBullet"/>
-      </w:pPr>
-      <w:r>
-        <w:t>I can construct the free real scalar Lagrangian density and compute its momentum and Hamiltonian densities.</w:t>
-      </w:r>
-    </w:p>
-    <w:p>
-      <w:pPr>
-        <w:pStyle w:val="ListBullet"/>
-      </w:pPr>
-      <w:r>
-        <w:t>I can show that two Lagrangian densities differing by a total derivative are equivalent.</w:t>
-      </w:r>
-    </w:p>
-    <w:p>
-      <w:pPr>
-        <w:pStyle w:val="ListBullet"/>
-      </w:pPr>
-      <w:r>
-        <w:t>I can write the complex scalar, Dirac, and electromagnetic Lagrangian densities and identify the symmetry of each.</w:t>
-      </w:r>
-    </w:p>
-    <w:p>
-      <w:pPr>
-        <w:pStyle w:val="ListBullet"/>
-      </w:pPr>
-      <w:r>
-        <w:t>I can verify that the Dirac Lagrangian density is real up to a total derivative.</w:t>
-      </w:r>
-    </w:p>
-    <w:p>
-      <w:pPr>
-        <w:pStyle w:val="ListBullet"/>
-      </w:pPr>
-      <w:r>
-        <w:t>I can express the electromagnetic Lagrangian density as (1/2)(E² − B²) and identify the coupling to a conserved current.</w:t>
-      </w:r>
-    </w:p>
-    <w:p>
-      <w:pPr>
-        <w:pStyle w:val="ListBullet"/>
-      </w:pPr>
-      <w:r>
-        <w:t>I can determine the dimension of a field and of a coupling constant from the requirement that every term have dimension four.</w:t>
+      <w:r>
+        <w:t>Before moving on, do the Core exercises without looking at the solutions and state this lesson's main result from memory. If both go smoothly, continue; if not, reread the sections the missed exercises cite.</w:t>
       </w:r>
     </w:p>
     <w:p>
@@ -4148,7 +6816,25 @@
     </w:p>
     <w:p>
       <w:r>
-        <w:t>Lesson 27 derives the Euler–Lagrange equations for fields: varying the action, integrating by parts in four dimensions, and obtaining the general equation ∂ℒ/∂φ − ∂_μ[∂ℒ/∂(∂_μφ)] = 0, which is then applied to each field of this lesson.</w:t>
+        <w:t>Lesson 27 derives the Euler–Lagrange equations for fields: varying the action, integrating by parts in four dimensions, and obtaining the general equation ∂ℒ/∂φ − ∂</w:t>
+      </w:r>
+      <w:r>
+        <w:rPr>
+          <w:vertAlign w:val="subscript"/>
+        </w:rPr>
+        <w:t>μ</w:t>
+      </w:r>
+      <w:r>
+        <w:t>[∂ℒ/∂(∂</w:t>
+      </w:r>
+      <w:r>
+        <w:rPr>
+          <w:vertAlign w:val="subscript"/>
+        </w:rPr>
+        <w:t>μ</w:t>
+      </w:r>
+      <w:r>
+        <w:t>φ)] = 0, which is then applied to each field of this lesson.</w:t>
       </w:r>
     </w:p>
     <w:sectPr>
@@ -4187,7 +6873,7 @@
         <w:color w:val="5A5A5A"/>
         <w:sz w:val="16"/>
       </w:rPr>
-      <w:t>QED Course   Lesson 26</w:t>
+      <w:t>A QED Course   Lesson 26</w:t>
     </w:r>
   </w:p>
 </w:hdr>
